--- a/Лист задания Давудова.docx
+++ b/Лист задания Давудова.docx
@@ -787,58 +787,88 @@
         <w:rPr>
           <w:u w:val="single"/>
         </w:rPr>
-        <w:t xml:space="preserve">серверную и клиентскую части подсистемы учета животных в приюте </w:t>
-      </w:r>
-      <w:r>
-        <w:rPr>
-          <w:u w:val="single"/>
-        </w:rPr>
-        <w:t>«Хвостики»</w:t>
-      </w:r>
-      <w:r>
-        <w:rPr>
-          <w:u w:val="single"/>
-        </w:rPr>
-        <w:t>, обеспечивающую</w:t>
-      </w:r>
-      <w:r>
-        <w:rPr>
-          <w:u w:val="single"/>
-        </w:rPr>
-        <w:t xml:space="preserve"> хранение, обработку</w:t>
-      </w:r>
-      <w:r>
-        <w:rPr>
-          <w:u w:val="single"/>
-        </w:rPr>
-        <w:t>, передачу</w:t>
-      </w:r>
-      <w:r>
-        <w:rPr>
-          <w:u w:val="single"/>
-        </w:rPr>
-        <w:t xml:space="preserve"> и отображение данных о животных, их поступлении</w:t>
-      </w:r>
-      <w:r>
-        <w:rPr>
-          <w:u w:val="single"/>
-        </w:rPr>
-        <w:t xml:space="preserve">, содержании, дальнейшем </w:t>
-      </w:r>
-      <w:r>
-        <w:rPr>
-          <w:u w:val="single"/>
-        </w:rPr>
-        <w:t>устройстве</w:t>
-      </w:r>
-      <w:r>
-        <w:rPr>
-          <w:u w:val="single"/>
-        </w:rPr>
-        <w:t xml:space="preserve"> и удобную работу сотрудников с информацией</w:t>
+        <w:t xml:space="preserve">серверную и клиентскую части </w:t>
+      </w:r>
+      <w:r>
+        <w:rPr>
+          <w:u w:val="single"/>
+        </w:rPr>
+        <w:t>подсистемы, автоматизирующей хранение, передачу, обработку и представление информации для уче</w:t>
+      </w:r>
+      <w:r>
+        <w:rPr>
+          <w:u w:val="single"/>
+        </w:rPr>
+        <w:t>та животных</w:t>
+      </w:r>
+      <w:r>
+        <w:rPr>
+          <w:u w:val="single"/>
+        </w:rPr>
+        <w:t>.</w:t>
+      </w:r>
+      <w:r>
+        <w:rPr>
+          <w:u w:val="single"/>
+        </w:rPr>
+        <w:t xml:space="preserve"> </w:t>
+      </w:r>
+      <w:r>
+        <w:rPr>
+          <w:u w:val="single"/>
+        </w:rPr>
+        <w:t>Система хра</w:t>
+      </w:r>
+      <w:r>
+        <w:rPr>
+          <w:u w:val="single"/>
+        </w:rPr>
+        <w:t>нит данные о животных,</w:t>
+      </w:r>
+      <w:r>
+        <w:rPr>
+          <w:u w:val="single"/>
+        </w:rPr>
+        <w:t xml:space="preserve"> ветеринарных записях и з</w:t>
+      </w:r>
+      <w:r>
+        <w:rPr>
+          <w:u w:val="single"/>
+        </w:rPr>
+        <w:t xml:space="preserve">аявках, обеспечивает </w:t>
+      </w:r>
+      <w:r>
+        <w:rPr>
+          <w:u w:val="single"/>
+        </w:rPr>
+        <w:t>поиск животны</w:t>
+      </w:r>
+      <w:r>
+        <w:rPr>
+          <w:u w:val="single"/>
+        </w:rPr>
+        <w:t xml:space="preserve">х, ведение карточек, передачу </w:t>
+      </w:r>
+      <w:r>
+        <w:rPr>
+          <w:u w:val="single"/>
+        </w:rPr>
+        <w:t>новы</w:t>
+      </w:r>
+      <w:r>
+        <w:rPr>
+          <w:u w:val="single"/>
+        </w:rPr>
+        <w:t>м владельцам, разграничение прав</w:t>
       </w:r>
       <w:bookmarkStart w:id="0" w:name="_GoBack"/>
       <w:bookmarkEnd w:id="0"/>
+      <w:r>
+        <w:rPr>
+          <w:u w:val="single"/>
+        </w:rPr>
+        <w:t xml:space="preserve"> доступа и отчетность</w:t>
+      </w:r>
       <w:r>
         <w:rPr>
           <w:u w:val="single"/>

--- a/Лист задания Давудова.docx
+++ b/Лист задания Давудова.docx
@@ -1,6 +1,6 @@
 
 <file path=word/document.xml><?xml version="1.0" encoding="utf-8"?>
-<w:document xmlns:wpc="http://schemas.microsoft.com/office/word/2010/wordprocessingCanvas" xmlns:mc="http://schemas.openxmlformats.org/markup-compatibility/2006" xmlns:o="urn:schemas-microsoft-com:office:office" xmlns:r="http://schemas.openxmlformats.org/officeDocument/2006/relationships" xmlns:m="http://schemas.openxmlformats.org/officeDocument/2006/math" xmlns:v="urn:schemas-microsoft-com:vml" xmlns:wp14="http://schemas.microsoft.com/office/word/2010/wordprocessingDrawing" xmlns:wp="http://schemas.openxmlformats.org/drawingml/2006/wordprocessingDrawing" xmlns:w10="urn:schemas-microsoft-com:office:word" xmlns:w="http://schemas.openxmlformats.org/wordprocessingml/2006/main" xmlns:w14="http://schemas.microsoft.com/office/word/2010/wordml" xmlns:wpg="http://schemas.microsoft.com/office/word/2010/wordprocessingGroup" xmlns:wpi="http://schemas.microsoft.com/office/word/2010/wordprocessingInk" xmlns:wne="http://schemas.microsoft.com/office/word/2006/wordml" xmlns:wps="http://schemas.microsoft.com/office/word/2010/wordprocessingShape" mc:Ignorable="w14 wp14">
+<w:document xmlns:wpc="http://schemas.microsoft.com/office/word/2010/wordprocessingCanvas" xmlns:cx="http://schemas.microsoft.com/office/drawing/2014/chartex" xmlns:mc="http://schemas.openxmlformats.org/markup-compatibility/2006" xmlns:o="urn:schemas-microsoft-com:office:office" xmlns:r="http://schemas.openxmlformats.org/officeDocument/2006/relationships" xmlns:m="http://schemas.openxmlformats.org/officeDocument/2006/math" xmlns:v="urn:schemas-microsoft-com:vml" xmlns:wp14="http://schemas.microsoft.com/office/word/2010/wordprocessingDrawing" xmlns:wp="http://schemas.openxmlformats.org/drawingml/2006/wordprocessingDrawing" xmlns:w10="urn:schemas-microsoft-com:office:word" xmlns:w="http://schemas.openxmlformats.org/wordprocessingml/2006/main" xmlns:w14="http://schemas.microsoft.com/office/word/2010/wordml" xmlns:w15="http://schemas.microsoft.com/office/word/2012/wordml" xmlns:w16se="http://schemas.microsoft.com/office/word/2015/wordml/symex" xmlns:wpg="http://schemas.microsoft.com/office/word/2010/wordprocessingGroup" xmlns:wpi="http://schemas.microsoft.com/office/word/2010/wordprocessingInk" xmlns:wne="http://schemas.microsoft.com/office/word/2006/wordml" xmlns:wps="http://schemas.microsoft.com/office/word/2010/wordprocessingShape" mc:Ignorable="w14 w15 w16se wp14">
   <w:body>
     <w:p>
       <w:pPr>
@@ -787,13 +787,25 @@
         <w:rPr>
           <w:u w:val="single"/>
         </w:rPr>
-        <w:t xml:space="preserve">серверную и клиентскую части </w:t>
-      </w:r>
-      <w:r>
-        <w:rPr>
-          <w:u w:val="single"/>
-        </w:rPr>
-        <w:t>подсистемы, автоматизирующей хранение, передачу, обработку и представление информации для уче</w:t>
+        <w:t>клиент-серверную</w:t>
+      </w:r>
+      <w:r>
+        <w:rPr>
+          <w:u w:val="single"/>
+        </w:rPr>
+        <w:t xml:space="preserve"> </w:t>
+      </w:r>
+      <w:r>
+        <w:rPr>
+          <w:u w:val="single"/>
+        </w:rPr>
+        <w:t>подсистему</w:t>
+      </w:r>
+      <w:r>
+        <w:rPr>
+          <w:u w:val="single"/>
+        </w:rPr>
+        <w:t xml:space="preserve"> для уче</w:t>
       </w:r>
       <w:r>
         <w:rPr>
@@ -805,49 +817,157 @@
         <w:rPr>
           <w:u w:val="single"/>
         </w:rPr>
-        <w:t>.</w:t>
-      </w:r>
-      <w:r>
-        <w:rPr>
-          <w:u w:val="single"/>
-        </w:rPr>
         <w:t xml:space="preserve"> </w:t>
       </w:r>
       <w:r>
         <w:rPr>
           <w:u w:val="single"/>
         </w:rPr>
-        <w:t>Система хра</w:t>
-      </w:r>
-      <w:r>
-        <w:rPr>
-          <w:u w:val="single"/>
-        </w:rPr>
-        <w:t>нит данные о животных,</w:t>
-      </w:r>
-      <w:r>
-        <w:rPr>
-          <w:u w:val="single"/>
-        </w:rPr>
-        <w:t xml:space="preserve"> ветеринарных записях и з</w:t>
-      </w:r>
-      <w:r>
-        <w:rPr>
-          <w:u w:val="single"/>
-        </w:rPr>
-        <w:t xml:space="preserve">аявках, обеспечивает </w:t>
-      </w:r>
-      <w:r>
-        <w:rPr>
-          <w:u w:val="single"/>
-        </w:rPr>
-        <w:t>поиск животны</w:t>
-      </w:r>
-      <w:r>
-        <w:rPr>
-          <w:u w:val="single"/>
-        </w:rPr>
-        <w:t xml:space="preserve">х, ведение карточек, передачу </w:t>
+        <w:t>в приюте, обеспечивающую</w:t>
+      </w:r>
+      <w:r>
+        <w:rPr>
+          <w:u w:val="single"/>
+        </w:rPr>
+        <w:t xml:space="preserve"> </w:t>
+      </w:r>
+      <w:r>
+        <w:rPr>
+          <w:u w:val="single"/>
+        </w:rPr>
+        <w:t>хра</w:t>
+      </w:r>
+      <w:r>
+        <w:rPr>
+          <w:u w:val="single"/>
+        </w:rPr>
+        <w:t>н</w:t>
+      </w:r>
+      <w:r>
+        <w:rPr>
+          <w:u w:val="single"/>
+        </w:rPr>
+        <w:t>ение</w:t>
+      </w:r>
+      <w:r>
+        <w:rPr>
+          <w:u w:val="single"/>
+        </w:rPr>
+        <w:t xml:space="preserve"> данны</w:t>
+      </w:r>
+      <w:r>
+        <w:rPr>
+          <w:u w:val="single"/>
+        </w:rPr>
+        <w:t>х</w:t>
+      </w:r>
+      <w:r>
+        <w:rPr>
+          <w:u w:val="single"/>
+        </w:rPr>
+        <w:t xml:space="preserve"> о </w:t>
+      </w:r>
+      <w:r>
+        <w:rPr>
+          <w:u w:val="single"/>
+        </w:rPr>
+        <w:t>них и их</w:t>
+      </w:r>
+      <w:r>
+        <w:rPr>
+          <w:u w:val="single"/>
+        </w:rPr>
+        <w:t xml:space="preserve"> ветеринарных записях</w:t>
+      </w:r>
+      <w:r>
+        <w:rPr>
+          <w:u w:val="single"/>
+        </w:rPr>
+        <w:t xml:space="preserve">, </w:t>
+      </w:r>
+      <w:r>
+        <w:rPr>
+          <w:u w:val="single"/>
+        </w:rPr>
+        <w:t>поиск животных</w:t>
+      </w:r>
+      <w:r>
+        <w:rPr>
+          <w:u w:val="single"/>
+        </w:rPr>
+        <w:t>, оформление</w:t>
+      </w:r>
+      <w:r>
+        <w:rPr>
+          <w:u w:val="single"/>
+        </w:rPr>
+        <w:t xml:space="preserve"> з</w:t>
+      </w:r>
+      <w:r>
+        <w:rPr>
+          <w:u w:val="single"/>
+        </w:rPr>
+        <w:t>аявок</w:t>
+      </w:r>
+      <w:r>
+        <w:rPr>
+          <w:u w:val="single"/>
+        </w:rPr>
+        <w:t xml:space="preserve">, </w:t>
+      </w:r>
+      <w:r>
+        <w:rPr>
+          <w:u w:val="single"/>
+        </w:rPr>
+        <w:t>ведение карточек</w:t>
+      </w:r>
+      <w:r>
+        <w:rPr>
+          <w:u w:val="single"/>
+        </w:rPr>
+        <w:t xml:space="preserve"> </w:t>
+      </w:r>
+      <w:r>
+        <w:rPr>
+          <w:u w:val="single"/>
+        </w:rPr>
+        <w:t>животных</w:t>
+      </w:r>
+      <w:r>
+        <w:rPr>
+          <w:u w:val="single"/>
+        </w:rPr>
+        <w:t>,</w:t>
+      </w:r>
+      <w:r>
+        <w:rPr>
+          <w:u w:val="single"/>
+        </w:rPr>
+        <w:t xml:space="preserve"> </w:t>
+      </w:r>
+      <w:r>
+        <w:rPr>
+          <w:u w:val="single"/>
+        </w:rPr>
+        <w:t xml:space="preserve">учет </w:t>
+      </w:r>
+      <w:r>
+        <w:rPr>
+          <w:u w:val="single"/>
+        </w:rPr>
+        <w:t>передач</w:t>
+      </w:r>
+      <w:r>
+        <w:rPr>
+          <w:u w:val="single"/>
+        </w:rPr>
+        <w:t>и животных</w:t>
+      </w:r>
+      <w:r>
+        <w:rPr>
+          <w:u w:val="single"/>
+        </w:rPr>
+        <w:t xml:space="preserve"> </w:t>
       </w:r>
       <w:r>
         <w:rPr>
@@ -859,15 +979,30 @@
         <w:rPr>
           <w:u w:val="single"/>
         </w:rPr>
-        <w:t>м владельцам, разграничение прав</w:t>
+        <w:t>м владельцам, разгран</w:t>
+      </w:r>
+      <w:r>
+        <w:rPr>
+          <w:u w:val="single"/>
+        </w:rPr>
+        <w:t xml:space="preserve">ичение прав доступа и формирование отчетов в формате </w:t>
       </w:r>
       <w:bookmarkStart w:id="0" w:name="_GoBack"/>
       <w:bookmarkEnd w:id="0"/>
-      <w:r>
-        <w:rPr>
-          <w:u w:val="single"/>
-        </w:rPr>
-        <w:t xml:space="preserve"> доступа и отчетность</w:t>
+      <w:proofErr w:type="spellStart"/>
+      <w:r>
+        <w:rPr>
+          <w:u w:val="single"/>
+          <w:lang w:val="en-US"/>
+        </w:rPr>
+        <w:t>xlsx</w:t>
+      </w:r>
+      <w:proofErr w:type="spellEnd"/>
+      <w:r>
+        <w:rPr>
+          <w:u w:val="single"/>
+        </w:rPr>
+        <w:t>.</w:t>
       </w:r>
       <w:r>
         <w:rPr>
@@ -1738,14 +1873,14 @@
         <w:rPr>
           <w:u w:val="single"/>
         </w:rPr>
-        <w:t>Бек, К. Экстремальное программирование: разработка через тестирование. – Санкт-Петербург</w:t>
+        <w:t>Бек, К. Экстремальное программирование: разработка через тестирование. – Санкт-</w:t>
       </w:r>
       <w:proofErr w:type="gramStart"/>
       <w:r>
         <w:rPr>
           <w:u w:val="single"/>
         </w:rPr>
-        <w:t xml:space="preserve"> :</w:t>
+        <w:t>Петербург :</w:t>
       </w:r>
       <w:proofErr w:type="gramEnd"/>
       <w:r>
@@ -1766,9 +1901,15 @@
         <w:rPr>
           <w:u w:val="single"/>
         </w:rPr>
-        <w:t>. пользователей. – Текст</w:t>
+        <w:t xml:space="preserve">. пользователей. – </w:t>
       </w:r>
       <w:proofErr w:type="gramStart"/>
+      <w:r>
+        <w:rPr>
+          <w:u w:val="single"/>
+        </w:rPr>
+        <w:t>Текст</w:t>
+      </w:r>
       <w:r>
         <w:rPr>
           <w:u w:val="single"/>
@@ -1822,14 +1963,14 @@
         <w:rPr>
           <w:u w:val="single"/>
         </w:rPr>
-        <w:t>Гагарина, Л. Г. Технология разработки программного обеспечения</w:t>
+        <w:t xml:space="preserve">Гагарина, Л. Г. Технология разработки программного </w:t>
       </w:r>
       <w:proofErr w:type="gramStart"/>
       <w:r>
         <w:rPr>
           <w:u w:val="single"/>
         </w:rPr>
-        <w:t xml:space="preserve"> :</w:t>
+        <w:t>обеспечения :</w:t>
       </w:r>
       <w:proofErr w:type="gramEnd"/>
       <w:r>
@@ -1870,14 +2011,14 @@
         <w:rPr>
           <w:u w:val="single"/>
         </w:rPr>
-        <w:t xml:space="preserve"> ред. Л. Г. Гагариной. – Москва</w:t>
+        <w:t xml:space="preserve"> ред. Л. Г. Гагариной. – </w:t>
       </w:r>
       <w:proofErr w:type="gramStart"/>
       <w:r>
         <w:rPr>
           <w:u w:val="single"/>
         </w:rPr>
-        <w:t xml:space="preserve"> </w:t>
+        <w:t xml:space="preserve">Москва </w:t>
       </w:r>
       <w:r>
         <w:rPr>
@@ -1890,28 +2031,14 @@
         <w:rPr>
           <w:u w:val="single"/>
         </w:rPr>
-        <w:t xml:space="preserve"> ФОРУМ</w:t>
+        <w:t xml:space="preserve"> ФОРУМ : ИНФРА-М, 2025. – 400 с. – URL: https://znanium.ru/catalog/product/2178802. – Режим доступа: по подписке. – </w:t>
       </w:r>
       <w:proofErr w:type="gramStart"/>
       <w:r>
         <w:rPr>
           <w:u w:val="single"/>
         </w:rPr>
-        <w:t xml:space="preserve"> :</w:t>
-      </w:r>
-      <w:proofErr w:type="gramEnd"/>
-      <w:r>
-        <w:rPr>
-          <w:u w:val="single"/>
-        </w:rPr>
-        <w:t xml:space="preserve"> ИНФРА-М, 2025. – 400 с. – URL: https://znanium.ru/catalog/product/2178802. – Режим доступа: по подписке. – Текст</w:t>
-      </w:r>
-      <w:proofErr w:type="gramStart"/>
-      <w:r>
-        <w:rPr>
-          <w:u w:val="single"/>
-        </w:rPr>
-        <w:t xml:space="preserve"> :</w:t>
+        <w:t>Текст :</w:t>
       </w:r>
       <w:proofErr w:type="gramEnd"/>
       <w:r>
@@ -1976,14 +2103,14 @@
         <w:rPr>
           <w:u w:val="single"/>
         </w:rPr>
-        <w:t>-типа для проектирования информационных систем</w:t>
+        <w:t xml:space="preserve">-типа для проектирования информационных </w:t>
       </w:r>
       <w:proofErr w:type="gramStart"/>
       <w:r>
         <w:rPr>
           <w:u w:val="single"/>
         </w:rPr>
-        <w:t xml:space="preserve"> :</w:t>
+        <w:t>систем :</w:t>
       </w:r>
       <w:proofErr w:type="gramEnd"/>
       <w:r>
@@ -2004,42 +2131,28 @@
         <w:rPr>
           <w:u w:val="single"/>
         </w:rPr>
-        <w:t>, В. Л. Симонов, М. В. Храпченко. – Москва</w:t>
+        <w:t xml:space="preserve">, В. Л. Симонов, М. В. Храпченко. – </w:t>
       </w:r>
       <w:proofErr w:type="gramStart"/>
       <w:r>
         <w:rPr>
           <w:u w:val="single"/>
         </w:rPr>
-        <w:t xml:space="preserve"> :</w:t>
+        <w:t>Москва :</w:t>
       </w:r>
       <w:proofErr w:type="gramEnd"/>
       <w:r>
         <w:rPr>
           <w:u w:val="single"/>
         </w:rPr>
-        <w:t xml:space="preserve"> ФОРУМ</w:t>
+        <w:t xml:space="preserve"> ФОРУМ : ИНФРА-М, 2024. – 368 с. – URL: https://znanium.ru/catalog/product/2096940. – Режим доступа: по подписке. – </w:t>
       </w:r>
       <w:proofErr w:type="gramStart"/>
       <w:r>
         <w:rPr>
           <w:u w:val="single"/>
         </w:rPr>
-        <w:t xml:space="preserve"> :</w:t>
-      </w:r>
-      <w:proofErr w:type="gramEnd"/>
-      <w:r>
-        <w:rPr>
-          <w:u w:val="single"/>
-        </w:rPr>
-        <w:t xml:space="preserve"> ИНФРА-М, 2024. – 368 с. – URL: https://znanium.ru/catalog/product/2096940. – Режим доступа: по подписке. – Текст</w:t>
-      </w:r>
-      <w:proofErr w:type="gramStart"/>
-      <w:r>
-        <w:rPr>
-          <w:u w:val="single"/>
-        </w:rPr>
-        <w:t xml:space="preserve"> :</w:t>
+        <w:t>Текст :</w:t>
       </w:r>
       <w:proofErr w:type="gramEnd"/>
       <w:r>
@@ -2084,14 +2197,14 @@
         <w:rPr>
           <w:u w:val="single"/>
         </w:rPr>
-        <w:t>, Д. Разработка интерфейсов. Паттерны проектирования. 3-е изд. – Санкт-Петербург</w:t>
+        <w:t>, Д. Разработка интерфейсов. Паттерны проектирования. 3-е изд. – Санкт-</w:t>
       </w:r>
       <w:proofErr w:type="gramStart"/>
       <w:r>
         <w:rPr>
           <w:u w:val="single"/>
         </w:rPr>
-        <w:t xml:space="preserve"> :</w:t>
+        <w:t>Петербург :</w:t>
       </w:r>
       <w:proofErr w:type="gramEnd"/>
       <w:r>
@@ -2154,14 +2267,14 @@
         <w:rPr>
           <w:u w:val="single"/>
         </w:rPr>
-        <w:t>Федорова, Г. Н. Разработка, внедрение и адаптация программного обеспечения отраслевой направленности</w:t>
+        <w:t xml:space="preserve">Федорова, Г. Н. Разработка, внедрение и адаптация программного обеспечения отраслевой </w:t>
       </w:r>
       <w:proofErr w:type="gramStart"/>
       <w:r>
         <w:rPr>
           <w:u w:val="single"/>
         </w:rPr>
-        <w:t xml:space="preserve"> :</w:t>
+        <w:t>направленности :</w:t>
       </w:r>
       <w:proofErr w:type="gramEnd"/>
       <w:r>
@@ -2180,84 +2293,70 @@
         <w:rPr>
           <w:u w:val="single"/>
         </w:rPr>
-        <w:t xml:space="preserve"> Москв</w:t>
-      </w:r>
-      <w:r>
-        <w:rPr>
-          <w:u w:val="single"/>
-        </w:rPr>
-        <w:t>а</w:t>
+        <w:t xml:space="preserve"> </w:t>
       </w:r>
       <w:proofErr w:type="gramStart"/>
       <w:r>
         <w:rPr>
           <w:u w:val="single"/>
         </w:rPr>
-        <w:t xml:space="preserve"> :</w:t>
+        <w:t>Москв</w:t>
+      </w:r>
+      <w:r>
+        <w:rPr>
+          <w:u w:val="single"/>
+        </w:rPr>
+        <w:t>а :</w:t>
       </w:r>
       <w:proofErr w:type="gramEnd"/>
       <w:r>
         <w:rPr>
           <w:u w:val="single"/>
         </w:rPr>
-        <w:t xml:space="preserve"> КУРС</w:t>
+        <w:t xml:space="preserve"> КУРС : ИНФРА-М, 2024. </w:t>
+      </w:r>
+      <w:r>
+        <w:rPr>
+          <w:u w:val="single"/>
+        </w:rPr>
+        <w:t>–</w:t>
+      </w:r>
+      <w:r>
+        <w:rPr>
+          <w:u w:val="single"/>
+        </w:rPr>
+        <w:t xml:space="preserve"> 336 </w:t>
+      </w:r>
+      <w:r>
+        <w:rPr>
+          <w:u w:val="single"/>
+        </w:rPr>
+        <w:t>с.</w:t>
+      </w:r>
+      <w:r>
+        <w:rPr>
+          <w:u w:val="single"/>
+        </w:rPr>
+        <w:t> </w:t>
+      </w:r>
+      <w:r>
+        <w:rPr>
+          <w:u w:val="single"/>
+        </w:rPr>
+        <w:t>– URL: https://znanium.ru/catalog/product/2083407. – Режим доступ</w:t>
+      </w:r>
+      <w:r>
+        <w:rPr>
+          <w:u w:val="single"/>
+        </w:rPr>
+        <w:t xml:space="preserve">а: по подписке. – </w:t>
       </w:r>
       <w:proofErr w:type="gramStart"/>
       <w:r>
         <w:rPr>
           <w:u w:val="single"/>
         </w:rPr>
-        <w:t xml:space="preserve"> :</w:t>
-      </w:r>
-      <w:proofErr w:type="gramEnd"/>
-      <w:r>
-        <w:rPr>
-          <w:u w:val="single"/>
-        </w:rPr>
-        <w:t xml:space="preserve"> ИНФРА-М, 2024. </w:t>
-      </w:r>
-      <w:r>
-        <w:rPr>
-          <w:u w:val="single"/>
-        </w:rPr>
-        <w:t>–</w:t>
-      </w:r>
-      <w:r>
-        <w:rPr>
-          <w:u w:val="single"/>
-        </w:rPr>
-        <w:t xml:space="preserve"> 336 </w:t>
-      </w:r>
-      <w:r>
-        <w:rPr>
-          <w:u w:val="single"/>
-        </w:rPr>
-        <w:t>с.</w:t>
-      </w:r>
-      <w:r>
-        <w:rPr>
-          <w:u w:val="single"/>
-        </w:rPr>
-        <w:t> </w:t>
-      </w:r>
-      <w:r>
-        <w:rPr>
-          <w:u w:val="single"/>
-        </w:rPr>
-        <w:t>– URL: https://znanium.ru/catalog/product/2083407. – Режим доступ</w:t>
-      </w:r>
-      <w:r>
-        <w:rPr>
-          <w:u w:val="single"/>
-        </w:rPr>
-        <w:t>а: по подписке. – Текст</w:t>
-      </w:r>
-      <w:proofErr w:type="gramStart"/>
-      <w:r>
-        <w:rPr>
-          <w:u w:val="single"/>
-        </w:rPr>
-        <w:t xml:space="preserve"> </w:t>
+        <w:t xml:space="preserve">Текст </w:t>
       </w:r>
       <w:r>
         <w:rPr>
@@ -2768,7 +2867,7 @@
 </file>
 
 <file path=word/styles.xml><?xml version="1.0" encoding="utf-8"?>
-<w:styles xmlns:mc="http://schemas.openxmlformats.org/markup-compatibility/2006" xmlns:r="http://schemas.openxmlformats.org/officeDocument/2006/relationships" xmlns:w="http://schemas.openxmlformats.org/wordprocessingml/2006/main" xmlns:w14="http://schemas.microsoft.com/office/word/2010/wordml" mc:Ignorable="w14">
+<w:styles xmlns:mc="http://schemas.openxmlformats.org/markup-compatibility/2006" xmlns:r="http://schemas.openxmlformats.org/officeDocument/2006/relationships" xmlns:w="http://schemas.openxmlformats.org/wordprocessingml/2006/main" xmlns:w14="http://schemas.microsoft.com/office/word/2010/wordml" xmlns:w15="http://schemas.microsoft.com/office/word/2012/wordml" xmlns:w16se="http://schemas.microsoft.com/office/word/2015/wordml/symex" mc:Ignorable="w14 w15 w16se">
   <w:docDefaults>
     <w:rPrDefault>
       <w:rPr>
@@ -2784,544 +2883,378 @@
       </w:pPr>
     </w:pPrDefault>
   </w:docDefaults>
-  <w:latentStyles w:defLockedState="0" w:defUIPriority="99" w:defSemiHidden="1" w:defUnhideWhenUsed="1" w:defQFormat="0" w:count="267">
-    <w:lsdException w:name="Normal" w:semiHidden="0" w:uiPriority="0" w:unhideWhenUsed="0" w:qFormat="1"/>
-    <w:lsdException w:name="heading 1" w:semiHidden="0" w:uiPriority="9" w:unhideWhenUsed="0" w:qFormat="1"/>
-    <w:lsdException w:name="heading 2" w:uiPriority="9" w:qFormat="1"/>
-    <w:lsdException w:name="heading 3" w:uiPriority="9" w:qFormat="1"/>
-    <w:lsdException w:name="heading 4" w:uiPriority="9" w:qFormat="1"/>
-    <w:lsdException w:name="heading 5" w:uiPriority="0" w:qFormat="1"/>
-    <w:lsdException w:name="heading 6" w:uiPriority="0" w:qFormat="1"/>
-    <w:lsdException w:name="heading 7" w:uiPriority="0" w:qFormat="1"/>
-    <w:lsdException w:name="heading 8" w:uiPriority="0" w:qFormat="1"/>
-    <w:lsdException w:name="heading 9" w:uiPriority="0" w:qFormat="1"/>
-    <w:lsdException w:name="toc 1" w:uiPriority="39"/>
-    <w:lsdException w:name="toc 2" w:uiPriority="39"/>
-    <w:lsdException w:name="toc 3" w:uiPriority="39"/>
-    <w:lsdException w:name="toc 4" w:uiPriority="39"/>
-    <w:lsdException w:name="toc 5" w:uiPriority="39"/>
-    <w:lsdException w:name="toc 6" w:uiPriority="39"/>
-    <w:lsdException w:name="toc 7" w:uiPriority="39"/>
-    <w:lsdException w:name="toc 8" w:uiPriority="39"/>
-    <w:lsdException w:name="toc 9" w:uiPriority="39"/>
-    <w:lsdException w:name="caption" w:uiPriority="35" w:qFormat="1"/>
-    <w:lsdException w:name="Title" w:semiHidden="0" w:uiPriority="10" w:unhideWhenUsed="0" w:qFormat="1"/>
-    <w:lsdException w:name="Default Paragraph Font" w:uiPriority="1"/>
-    <w:lsdException w:name="Subtitle" w:semiHidden="0" w:uiPriority="11" w:unhideWhenUsed="0" w:qFormat="1"/>
-    <w:lsdException w:name="Strong" w:semiHidden="0" w:uiPriority="22" w:unhideWhenUsed="0" w:qFormat="1"/>
-    <w:lsdException w:name="Emphasis" w:semiHidden="0" w:uiPriority="20" w:unhideWhenUsed="0" w:qFormat="1"/>
-    <w:lsdException w:name="Table Grid" w:semiHidden="0" w:uiPriority="59" w:unhideWhenUsed="0"/>
-    <w:lsdException w:name="Placeholder Text" w:unhideWhenUsed="0"/>
-    <w:lsdException w:name="No Spacing" w:semiHidden="0" w:uiPriority="1" w:unhideWhenUsed="0" w:qFormat="1"/>
-    <w:lsdException w:name="Light Shading" w:semiHidden="0" w:uiPriority="60" w:unhideWhenUsed="0"/>
-    <w:lsdException w:name="Light List" w:semiHidden="0" w:uiPriority="61" w:unhideWhenUsed="0"/>
-    <w:lsdException w:name="Light Grid" w:semiHidden="0" w:uiPriority="62" w:unhideWhenUsed="0"/>
-    <w:lsdException w:name="Medium Shading 1" w:semiHidden="0" w:uiPriority="63" w:unhideWhenUsed="0"/>
-    <w:lsdException w:name="Medium Shading 2" w:semiHidden="0" w:uiPriority="64" w:unhideWhenUsed="0"/>
-    <w:lsdException w:name="Medium List 1" w:semiHidden="0" w:uiPriority="65" w:unhideWhenUsed="0"/>
-    <w:lsdException w:name="Medium List 2" w:semiHidden="0" w:uiPriority="66" w:unhideWhenUsed="0"/>
-    <w:lsdException w:name="Medium Grid 1" w:semiHidden="0" w:uiPriority="67" w:unhideWhenUsed="0"/>
-    <w:lsdException w:name="Medium Grid 2" w:semiHidden="0" w:uiPriority="68" w:unhideWhenUsed="0"/>
-    <w:lsdException w:name="Medium Grid 3" w:semiHidden="0" w:uiPriority="69" w:unhideWhenUsed="0"/>
-    <w:lsdException w:name="Dark List" w:semiHidden="0" w:uiPriority="70" w:unhideWhenUsed="0"/>
-    <w:lsdException w:name="Colorful Shading" w:semiHidden="0" w:uiPriority="71" w:unhideWhenUsed="0"/>
-    <w:lsdException w:name="Colorful List" w:semiHidden="0" w:uiPriority="72" w:unhideWhenUsed="0"/>
-    <w:lsdException w:name="Colorful Grid" w:semiHidden="0" w:uiPriority="73" w:unhideWhenUsed="0"/>
-    <w:lsdException w:name="Light Shading Accent 1" w:semiHidden="0" w:uiPriority="60" w:unhideWhenUsed="0"/>
-    <w:lsdException w:name="Light List Accent 1" w:semiHidden="0" w:uiPriority="61" w:unhideWhenUsed="0"/>
-    <w:lsdException w:name="Light Grid Accent 1" w:semiHidden="0" w:uiPriority="62" w:unhideWhenUsed="0"/>
-    <w:lsdException w:name="Medium Shading 1 Accent 1" w:semiHidden="0" w:uiPriority="63" w:unhideWhenUsed="0"/>
-    <w:lsdException w:name="Medium Shading 2 Accent 1" w:semiHidden="0" w:uiPriority="64" w:unhideWhenUsed="0"/>
-    <w:lsdException w:name="Medium List 1 Accent 1" w:semiHidden="0" w:uiPriority="65" w:unhideWhenUsed="0"/>
-    <w:lsdException w:name="Revision" w:unhideWhenUsed="0"/>
-    <w:lsdException w:name="List Paragraph" w:semiHidden="0" w:uiPriority="34" w:unhideWhenUsed="0" w:qFormat="1"/>
-    <w:lsdException w:name="Quote" w:semiHidden="0" w:uiPriority="29" w:unhideWhenUsed="0" w:qFormat="1"/>
-    <w:lsdException w:name="Intense Quote" w:semiHidden="0" w:uiPriority="30" w:unhideWhenUsed="0" w:qFormat="1"/>
-    <w:lsdException w:name="Medium List 2 Accent 1" w:semiHidden="0" w:uiPriority="66" w:unhideWhenUsed="0"/>
-    <w:lsdException w:name="Medium Grid 1 Accent 1" w:semiHidden="0" w:uiPriority="67" w:unhideWhenUsed="0"/>
-    <w:lsdException w:name="Medium Grid 2 Accent 1" w:semiHidden="0" w:uiPriority="68" w:unhideWhenUsed="0"/>
-    <w:lsdException w:name="Medium Grid 3 Accent 1" w:semiHidden="0" w:uiPriority="69" w:unhideWhenUsed="0"/>
-    <w:lsdException w:name="Dark List Accent 1" w:semiHidden="0" w:uiPriority="70" w:unhideWhenUsed="0"/>
-    <w:lsdException w:name="Colorful Shading Accent 1" w:semiHidden="0" w:uiPriority="71" w:unhideWhenUsed="0"/>
-    <w:lsdException w:name="Colorful List Accent 1" w:semiHidden="0" w:uiPriority="72" w:unhideWhenUsed="0"/>
-    <w:lsdException w:name="Colorful Grid Accent 1" w:semiHidden="0" w:uiPriority="73" w:unhideWhenUsed="0"/>
-    <w:lsdException w:name="Light Shading Accent 2" w:semiHidden="0" w:uiPriority="60" w:unhideWhenUsed="0"/>
-    <w:lsdException w:name="Light List Accent 2" w:semiHidden="0" w:uiPriority="61" w:unhideWhenUsed="0"/>
-    <w:lsdException w:name="Light Grid Accent 2" w:semiHidden="0" w:uiPriority="62" w:unhideWhenUsed="0"/>
-    <w:lsdException w:name="Medium Shading 1 Accent 2" w:semiHidden="0" w:uiPriority="63" w:unhideWhenUsed="0"/>
-    <w:lsdException w:name="Medium Shading 2 Accent 2" w:semiHidden="0" w:uiPriority="64" w:unhideWhenUsed="0"/>
-    <w:lsdException w:name="Medium List 1 Accent 2" w:semiHidden="0" w:uiPriority="65" w:unhideWhenUsed="0"/>
-    <w:lsdException w:name="Medium List 2 Accent 2" w:semiHidden="0" w:uiPriority="66" w:unhideWhenUsed="0"/>
-    <w:lsdException w:name="Medium Grid 1 Accent 2" w:semiHidden="0" w:uiPriority="67" w:unhideWhenUsed="0"/>
-    <w:lsdException w:name="Medium Grid 2 Accent 2" w:semiHidden="0" w:uiPriority="68" w:unhideWhenUsed="0"/>
-    <w:lsdException w:name="Medium Grid 3 Accent 2" w:semiHidden="0" w:uiPriority="69" w:unhideWhenUsed="0"/>
-    <w:lsdException w:name="Dark List Accent 2" w:semiHidden="0" w:uiPriority="70" w:unhideWhenUsed="0"/>
-    <w:lsdException w:name="Colorful Shading Accent 2" w:semiHidden="0" w:uiPriority="71" w:unhideWhenUsed="0"/>
-    <w:lsdException w:name="Colorful List Accent 2" w:semiHidden="0" w:uiPriority="72" w:unhideWhenUsed="0"/>
-    <w:lsdException w:name="Colorful Grid Accent 2" w:semiHidden="0" w:uiPriority="73" w:unhideWhenUsed="0"/>
-    <w:lsdException w:name="Light Shading Accent 3" w:semiHidden="0" w:uiPriority="60" w:unhideWhenUsed="0"/>
-    <w:lsdException w:name="Light List Accent 3" w:semiHidden="0" w:uiPriority="61" w:unhideWhenUsed="0"/>
-    <w:lsdException w:name="Light Grid Accent 3" w:semiHidden="0" w:uiPriority="62" w:unhideWhenUsed="0"/>
-    <w:lsdException w:name="Medium Shading 1 Accent 3" w:semiHidden="0" w:uiPriority="63" w:unhideWhenUsed="0"/>
-    <w:lsdException w:name="Medium Shading 2 Accent 3" w:semiHidden="0" w:uiPriority="64" w:unhideWhenUsed="0"/>
-    <w:lsdException w:name="Medium List 1 Accent 3" w:semiHidden="0" w:uiPriority="65" w:unhideWhenUsed="0"/>
-    <w:lsdException w:name="Medium List 2 Accent 3" w:semiHidden="0" w:uiPriority="66" w:unhideWhenUsed="0"/>
-    <w:lsdException w:name="Medium Grid 1 Accent 3" w:semiHidden="0" w:uiPriority="67" w:unhideWhenUsed="0"/>
-    <w:lsdException w:name="Medium Grid 2 Accent 3" w:semiHidden="0" w:uiPriority="68" w:unhideWhenUsed="0"/>
-    <w:lsdException w:name="Medium Grid 3 Accent 3" w:semiHidden="0" w:uiPriority="69" w:unhideWhenUsed="0"/>
-    <w:lsdException w:name="Dark List Accent 3" w:semiHidden="0" w:uiPriority="70" w:unhideWhenUsed="0"/>
-    <w:lsdException w:name="Colorful Shading Accent 3" w:semiHidden="0" w:uiPriority="71" w:unhideWhenUsed="0"/>
-    <w:lsdException w:name="Colorful List Accent 3" w:semiHidden="0" w:uiPriority="72" w:unhideWhenUsed="0"/>
-    <w:lsdException w:name="Colorful Grid Accent 3" w:semiHidden="0" w:uiPriority="73" w:unhideWhenUsed="0"/>
-    <w:lsdException w:name="Light Shading Accent 4" w:semiHidden="0" w:uiPriority="60" w:unhideWhenUsed="0"/>
-    <w:lsdException w:name="Light List Accent 4" w:semiHidden="0" w:uiPriority="61" w:unhideWhenUsed="0"/>
-    <w:lsdException w:name="Light Grid Accent 4" w:semiHidden="0" w:uiPriority="62" w:unhideWhenUsed="0"/>
-    <w:lsdException w:name="Medium Shading 1 Accent 4" w:semiHidden="0" w:uiPriority="63" w:unhideWhenUsed="0"/>
-    <w:lsdException w:name="Medium Shading 2 Accent 4" w:semiHidden="0" w:uiPriority="64" w:unhideWhenUsed="0"/>
-    <w:lsdException w:name="Medium List 1 Accent 4" w:semiHidden="0" w:uiPriority="65" w:unhideWhenUsed="0"/>
-    <w:lsdException w:name="Medium List 2 Accent 4" w:semiHidden="0" w:uiPriority="66" w:unhideWhenUsed="0"/>
-    <w:lsdException w:name="Medium Grid 1 Accent 4" w:semiHidden="0" w:uiPriority="67" w:unhideWhenUsed="0"/>
-    <w:lsdException w:name="Medium Grid 2 Accent 4" w:semiHidden="0" w:uiPriority="68" w:unhideWhenUsed="0"/>
-    <w:lsdException w:name="Medium Grid 3 Accent 4" w:semiHidden="0" w:uiPriority="69" w:unhideWhenUsed="0"/>
-    <w:lsdException w:name="Dark List Accent 4" w:semiHidden="0" w:uiPriority="70" w:unhideWhenUsed="0"/>
-    <w:lsdException w:name="Colorful Shading Accent 4" w:semiHidden="0" w:uiPriority="71" w:unhideWhenUsed="0"/>
-    <w:lsdException w:name="Colorful List Accent 4" w:semiHidden="0" w:uiPriority="72" w:unhideWhenUsed="0"/>
-    <w:lsdException w:name="Colorful Grid Accent 4" w:semiHidden="0" w:uiPriority="73" w:unhideWhenUsed="0"/>
-    <w:lsdException w:name="Light Shading Accent 5" w:semiHidden="0" w:uiPriority="60" w:unhideWhenUsed="0"/>
-    <w:lsdException w:name="Light List Accent 5" w:semiHidden="0" w:uiPriority="61" w:unhideWhenUsed="0"/>
-    <w:lsdException w:name="Light Grid Accent 5" w:semiHidden="0" w:uiPriority="62" w:unhideWhenUsed="0"/>
-    <w:lsdException w:name="Medium Shading 1 Accent 5" w:semiHidden="0" w:uiPriority="63" w:unhideWhenUsed="0"/>
-    <w:lsdException w:name="Medium Shading 2 Accent 5" w:semiHidden="0" w:uiPriority="64" w:unhideWhenUsed="0"/>
-    <w:lsdException w:name="Medium List 1 Accent 5" w:semiHidden="0" w:uiPriority="65" w:unhideWhenUsed="0"/>
-    <w:lsdException w:name="Medium List 2 Accent 5" w:semiHidden="0" w:uiPriority="66" w:unhideWhenUsed="0"/>
-    <w:lsdException w:name="Medium Grid 1 Accent 5" w:semiHidden="0" w:uiPriority="67" w:unhideWhenUsed="0"/>
-    <w:lsdException w:name="Medium Grid 2 Accent 5" w:semiHidden="0" w:uiPriority="68" w:unhideWhenUsed="0"/>
-    <w:lsdException w:name="Medium Grid 3 Accent 5" w:semiHidden="0" w:uiPriority="69" w:unhideWhenUsed="0"/>
-    <w:lsdException w:name="Dark List Accent 5" w:semiHidden="0" w:uiPriority="70" w:unhideWhenUsed="0"/>
-    <w:lsdException w:name="Colorful Shading Accent 5" w:semiHidden="0" w:uiPriority="71" w:unhideWhenUsed="0"/>
-    <w:lsdException w:name="Colorful List Accent 5" w:semiHidden="0" w:uiPriority="72" w:unhideWhenUsed="0"/>
-    <w:lsdException w:name="Colorful Grid Accent 5" w:semiHidden="0" w:uiPriority="73" w:unhideWhenUsed="0"/>
-    <w:lsdException w:name="Light Shading Accent 6" w:semiHidden="0" w:uiPriority="60" w:unhideWhenUsed="0"/>
-    <w:lsdException w:name="Light List Accent 6" w:semiHidden="0" w:uiPriority="61" w:unhideWhenUsed="0"/>
-    <w:lsdException w:name="Light Grid Accent 6" w:semiHidden="0" w:uiPriority="62" w:unhideWhenUsed="0"/>
-    <w:lsdException w:name="Medium Shading 1 Accent 6" w:semiHidden="0" w:uiPriority="63" w:unhideWhenUsed="0"/>
-    <w:lsdException w:name="Medium Shading 2 Accent 6" w:semiHidden="0" w:uiPriority="64" w:unhideWhenUsed="0"/>
-    <w:lsdException w:name="Medium List 1 Accent 6" w:semiHidden="0" w:uiPriority="65" w:unhideWhenUsed="0"/>
-    <w:lsdException w:name="Medium List 2 Accent 6" w:semiHidden="0" w:uiPriority="66" w:unhideWhenUsed="0"/>
-    <w:lsdException w:name="Medium Grid 1 Accent 6" w:semiHidden="0" w:uiPriority="67" w:unhideWhenUsed="0"/>
-    <w:lsdException w:name="Medium Grid 2 Accent 6" w:semiHidden="0" w:uiPriority="68" w:unhideWhenUsed="0"/>
-    <w:lsdException w:name="Medium Grid 3 Accent 6" w:semiHidden="0" w:uiPriority="69" w:unhideWhenUsed="0"/>
-    <w:lsdException w:name="Dark List Accent 6" w:semiHidden="0" w:uiPriority="70" w:unhideWhenUsed="0"/>
-    <w:lsdException w:name="Colorful Shading Accent 6" w:semiHidden="0" w:uiPriority="71" w:unhideWhenUsed="0"/>
-    <w:lsdException w:name="Colorful List Accent 6" w:semiHidden="0" w:uiPriority="72" w:unhideWhenUsed="0"/>
-    <w:lsdException w:name="Colorful Grid Accent 6" w:semiHidden="0" w:uiPriority="73" w:unhideWhenUsed="0"/>
-    <w:lsdException w:name="Subtle Emphasis" w:semiHidden="0" w:uiPriority="19" w:unhideWhenUsed="0" w:qFormat="1"/>
-    <w:lsdException w:name="Intense Emphasis" w:semiHidden="0" w:uiPriority="21" w:unhideWhenUsed="0" w:qFormat="1"/>
-    <w:lsdException w:name="Subtle Reference" w:semiHidden="0" w:uiPriority="31" w:unhideWhenUsed="0" w:qFormat="1"/>
-    <w:lsdException w:name="Intense Reference" w:semiHidden="0" w:uiPriority="32" w:unhideWhenUsed="0" w:qFormat="1"/>
-    <w:lsdException w:name="Book Title" w:semiHidden="0" w:uiPriority="33" w:unhideWhenUsed="0" w:qFormat="1"/>
-    <w:lsdException w:name="Bibliography" w:uiPriority="37"/>
-    <w:lsdException w:name="TOC Heading" w:uiPriority="39" w:qFormat="1"/>
-  </w:latentStyles>
-  <w:style w:type="paragraph" w:default="1" w:styleId="a">
-    <w:name w:val="Normal"/>
-    <w:qFormat/>
-    <w:rsid w:val="00587591"/>
-    <w:pPr>
-      <w:spacing w:after="0" w:line="240" w:lineRule="auto"/>
-    </w:pPr>
-    <w:rPr>
-      <w:rFonts w:ascii="Times New Roman" w:eastAsia="Times New Roman" w:hAnsi="Times New Roman" w:cs="Times New Roman"/>
-      <w:sz w:val="24"/>
-      <w:szCs w:val="24"/>
-      <w:lang w:eastAsia="ru-RU"/>
-    </w:rPr>
-  </w:style>
-  <w:style w:type="paragraph" w:styleId="5">
-    <w:name w:val="heading 5"/>
-    <w:basedOn w:val="a"/>
-    <w:next w:val="a"/>
-    <w:link w:val="50"/>
-    <w:semiHidden/>
-    <w:unhideWhenUsed/>
-    <w:qFormat/>
-    <w:rsid w:val="00445BE2"/>
-    <w:pPr>
-      <w:keepNext/>
-      <w:widowControl w:val="0"/>
-      <w:jc w:val="center"/>
-      <w:outlineLvl w:val="4"/>
-    </w:pPr>
-    <w:rPr>
-      <w:sz w:val="32"/>
-      <w:szCs w:val="20"/>
-    </w:rPr>
-  </w:style>
-  <w:style w:type="paragraph" w:styleId="6">
-    <w:name w:val="heading 6"/>
-    <w:basedOn w:val="a"/>
-    <w:next w:val="a"/>
-    <w:link w:val="60"/>
-    <w:semiHidden/>
-    <w:unhideWhenUsed/>
-    <w:qFormat/>
-    <w:rsid w:val="00445BE2"/>
-    <w:pPr>
-      <w:keepNext/>
-      <w:widowControl w:val="0"/>
-      <w:jc w:val="center"/>
-      <w:outlineLvl w:val="5"/>
-    </w:pPr>
-    <w:rPr>
-      <w:sz w:val="28"/>
-      <w:szCs w:val="20"/>
-    </w:rPr>
-  </w:style>
-  <w:style w:type="paragraph" w:styleId="7">
-    <w:name w:val="heading 7"/>
-    <w:basedOn w:val="a"/>
-    <w:next w:val="a"/>
-    <w:link w:val="70"/>
-    <w:semiHidden/>
-    <w:unhideWhenUsed/>
-    <w:qFormat/>
-    <w:rsid w:val="00445BE2"/>
-    <w:pPr>
-      <w:keepNext/>
-      <w:jc w:val="both"/>
-      <w:outlineLvl w:val="6"/>
-    </w:pPr>
-    <w:rPr>
-      <w:szCs w:val="20"/>
-    </w:rPr>
-  </w:style>
-  <w:style w:type="paragraph" w:styleId="8">
-    <w:name w:val="heading 8"/>
-    <w:basedOn w:val="a"/>
-    <w:next w:val="a"/>
-    <w:link w:val="80"/>
-    <w:semiHidden/>
-    <w:unhideWhenUsed/>
-    <w:qFormat/>
-    <w:rsid w:val="00445BE2"/>
-    <w:pPr>
-      <w:keepNext/>
-      <w:outlineLvl w:val="7"/>
-    </w:pPr>
-    <w:rPr>
-      <w:szCs w:val="20"/>
-    </w:rPr>
-  </w:style>
-  <w:style w:type="paragraph" w:styleId="9">
-    <w:name w:val="heading 9"/>
-    <w:basedOn w:val="a"/>
-    <w:next w:val="a"/>
-    <w:link w:val="90"/>
-    <w:semiHidden/>
-    <w:unhideWhenUsed/>
-    <w:qFormat/>
-    <w:rsid w:val="00445BE2"/>
-    <w:pPr>
-      <w:keepNext/>
-      <w:ind w:firstLine="709"/>
-      <w:outlineLvl w:val="8"/>
-    </w:pPr>
-    <w:rPr>
-      <w:szCs w:val="20"/>
-      <w:vertAlign w:val="superscript"/>
-    </w:rPr>
-  </w:style>
-  <w:style w:type="character" w:default="1" w:styleId="a0">
-    <w:name w:val="Default Paragraph Font"/>
-    <w:uiPriority w:val="1"/>
-    <w:semiHidden/>
-    <w:unhideWhenUsed/>
-  </w:style>
-  <w:style w:type="table" w:default="1" w:styleId="a1">
-    <w:name w:val="Normal Table"/>
-    <w:uiPriority w:val="99"/>
-    <w:semiHidden/>
-    <w:unhideWhenUsed/>
-    <w:tblPr>
-      <w:tblInd w:w="0" w:type="dxa"/>
-      <w:tblCellMar>
-        <w:top w:w="0" w:type="dxa"/>
-        <w:left w:w="108" w:type="dxa"/>
-        <w:bottom w:w="0" w:type="dxa"/>
-        <w:right w:w="108" w:type="dxa"/>
-      </w:tblCellMar>
-    </w:tblPr>
-  </w:style>
-  <w:style w:type="numbering" w:default="1" w:styleId="a2">
-    <w:name w:val="No List"/>
-    <w:uiPriority w:val="99"/>
-    <w:semiHidden/>
-    <w:unhideWhenUsed/>
-  </w:style>
-  <w:style w:type="paragraph" w:styleId="a3">
-    <w:name w:val="List Paragraph"/>
-    <w:basedOn w:val="a"/>
-    <w:uiPriority w:val="34"/>
-    <w:qFormat/>
-    <w:rsid w:val="00587591"/>
-    <w:pPr>
-      <w:ind w:left="720"/>
-      <w:contextualSpacing/>
-      <w:jc w:val="both"/>
-    </w:pPr>
-    <w:rPr>
-      <w:rFonts w:eastAsiaTheme="minorHAnsi"/>
-      <w:sz w:val="22"/>
-      <w:szCs w:val="22"/>
-      <w:lang w:eastAsia="en-US"/>
-    </w:rPr>
-  </w:style>
-  <w:style w:type="table" w:styleId="a4">
-    <w:name w:val="Table Grid"/>
-    <w:basedOn w:val="a1"/>
-    <w:uiPriority w:val="59"/>
-    <w:rsid w:val="00587591"/>
-    <w:pPr>
-      <w:spacing w:after="0" w:line="240" w:lineRule="auto"/>
-    </w:pPr>
-    <w:rPr>
-      <w:rFonts w:ascii="Times New Roman" w:hAnsi="Times New Roman" w:cs="Times New Roman"/>
-    </w:rPr>
-    <w:tblPr>
-      <w:tblBorders>
-        <w:top w:val="single" w:sz="4" w:space="0" w:color="auto"/>
-        <w:left w:val="single" w:sz="4" w:space="0" w:color="auto"/>
-        <w:bottom w:val="single" w:sz="4" w:space="0" w:color="auto"/>
-        <w:right w:val="single" w:sz="4" w:space="0" w:color="auto"/>
-        <w:insideH w:val="single" w:sz="4" w:space="0" w:color="auto"/>
-        <w:insideV w:val="single" w:sz="4" w:space="0" w:color="auto"/>
-      </w:tblBorders>
-    </w:tblPr>
-  </w:style>
-  <w:style w:type="character" w:customStyle="1" w:styleId="50">
-    <w:name w:val="Заголовок 5 Знак"/>
-    <w:basedOn w:val="a0"/>
-    <w:link w:val="5"/>
-    <w:semiHidden/>
-    <w:rsid w:val="00445BE2"/>
-    <w:rPr>
-      <w:rFonts w:ascii="Times New Roman" w:eastAsia="Times New Roman" w:hAnsi="Times New Roman" w:cs="Times New Roman"/>
-      <w:sz w:val="32"/>
-      <w:szCs w:val="20"/>
-      <w:lang w:eastAsia="ru-RU"/>
-    </w:rPr>
-  </w:style>
-  <w:style w:type="character" w:customStyle="1" w:styleId="60">
-    <w:name w:val="Заголовок 6 Знак"/>
-    <w:basedOn w:val="a0"/>
-    <w:link w:val="6"/>
-    <w:semiHidden/>
-    <w:rsid w:val="00445BE2"/>
-    <w:rPr>
-      <w:rFonts w:ascii="Times New Roman" w:eastAsia="Times New Roman" w:hAnsi="Times New Roman" w:cs="Times New Roman"/>
-      <w:sz w:val="28"/>
-      <w:szCs w:val="20"/>
-      <w:lang w:eastAsia="ru-RU"/>
-    </w:rPr>
-  </w:style>
-  <w:style w:type="character" w:customStyle="1" w:styleId="70">
-    <w:name w:val="Заголовок 7 Знак"/>
-    <w:basedOn w:val="a0"/>
-    <w:link w:val="7"/>
-    <w:semiHidden/>
-    <w:rsid w:val="00445BE2"/>
-    <w:rPr>
-      <w:rFonts w:ascii="Times New Roman" w:eastAsia="Times New Roman" w:hAnsi="Times New Roman" w:cs="Times New Roman"/>
-      <w:sz w:val="24"/>
-      <w:szCs w:val="20"/>
-      <w:lang w:eastAsia="ru-RU"/>
-    </w:rPr>
-  </w:style>
-  <w:style w:type="character" w:customStyle="1" w:styleId="80">
-    <w:name w:val="Заголовок 8 Знак"/>
-    <w:basedOn w:val="a0"/>
-    <w:link w:val="8"/>
-    <w:semiHidden/>
-    <w:rsid w:val="00445BE2"/>
-    <w:rPr>
-      <w:rFonts w:ascii="Times New Roman" w:eastAsia="Times New Roman" w:hAnsi="Times New Roman" w:cs="Times New Roman"/>
-      <w:sz w:val="24"/>
-      <w:szCs w:val="20"/>
-      <w:lang w:eastAsia="ru-RU"/>
-    </w:rPr>
-  </w:style>
-  <w:style w:type="character" w:customStyle="1" w:styleId="90">
-    <w:name w:val="Заголовок 9 Знак"/>
-    <w:basedOn w:val="a0"/>
-    <w:link w:val="9"/>
-    <w:semiHidden/>
-    <w:rsid w:val="00445BE2"/>
-    <w:rPr>
-      <w:rFonts w:ascii="Times New Roman" w:eastAsia="Times New Roman" w:hAnsi="Times New Roman" w:cs="Times New Roman"/>
-      <w:sz w:val="24"/>
-      <w:szCs w:val="20"/>
-      <w:vertAlign w:val="superscript"/>
-      <w:lang w:eastAsia="ru-RU"/>
-    </w:rPr>
-  </w:style>
-</w:styles>
-</file>
-
-<file path=word/stylesWithEffects.xml><?xml version="1.0" encoding="utf-8"?>
-<w:styles xmlns:wpc="http://schemas.microsoft.com/office/word/2010/wordprocessingCanvas" xmlns:mc="http://schemas.openxmlformats.org/markup-compatibility/2006" xmlns:o="urn:schemas-microsoft-com:office:office" xmlns:r="http://schemas.openxmlformats.org/officeDocument/2006/relationships" xmlns:m="http://schemas.openxmlformats.org/officeDocument/2006/math" xmlns:v="urn:schemas-microsoft-com:vml" xmlns:wp14="http://schemas.microsoft.com/office/word/2010/wordprocessingDrawing" xmlns:wp="http://schemas.openxmlformats.org/drawingml/2006/wordprocessingDrawing" xmlns:w10="urn:schemas-microsoft-com:office:word" xmlns:w="http://schemas.openxmlformats.org/wordprocessingml/2006/main" xmlns:w14="http://schemas.microsoft.com/office/word/2010/wordml" xmlns:wpg="http://schemas.microsoft.com/office/word/2010/wordprocessingGroup" xmlns:wpi="http://schemas.microsoft.com/office/word/2010/wordprocessingInk" xmlns:wne="http://schemas.microsoft.com/office/word/2006/wordml" xmlns:wps="http://schemas.microsoft.com/office/word/2010/wordprocessingShape" mc:Ignorable="w14 wp14">
-  <w:docDefaults>
-    <w:rPrDefault>
-      <w:rPr>
-        <w:rFonts w:asciiTheme="minorHAnsi" w:eastAsiaTheme="minorHAnsi" w:hAnsiTheme="minorHAnsi" w:cstheme="minorBidi"/>
-        <w:sz w:val="22"/>
-        <w:szCs w:val="22"/>
-        <w:lang w:val="ru-RU" w:eastAsia="en-US" w:bidi="ar-SA"/>
-      </w:rPr>
-    </w:rPrDefault>
-    <w:pPrDefault>
-      <w:pPr>
-        <w:spacing w:after="200" w:line="276" w:lineRule="auto"/>
-      </w:pPr>
-    </w:pPrDefault>
-  </w:docDefaults>
-  <w:latentStyles w:defLockedState="0" w:defUIPriority="99" w:defSemiHidden="1" w:defUnhideWhenUsed="1" w:defQFormat="0" w:count="267">
-    <w:lsdException w:name="Normal" w:semiHidden="0" w:uiPriority="0" w:unhideWhenUsed="0" w:qFormat="1"/>
-    <w:lsdException w:name="heading 1" w:semiHidden="0" w:uiPriority="9" w:unhideWhenUsed="0" w:qFormat="1"/>
-    <w:lsdException w:name="heading 2" w:uiPriority="9" w:qFormat="1"/>
-    <w:lsdException w:name="heading 3" w:uiPriority="9" w:qFormat="1"/>
-    <w:lsdException w:name="heading 4" w:uiPriority="9" w:qFormat="1"/>
-    <w:lsdException w:name="heading 5" w:uiPriority="0" w:qFormat="1"/>
-    <w:lsdException w:name="heading 6" w:uiPriority="0" w:qFormat="1"/>
-    <w:lsdException w:name="heading 7" w:uiPriority="0" w:qFormat="1"/>
-    <w:lsdException w:name="heading 8" w:uiPriority="0" w:qFormat="1"/>
-    <w:lsdException w:name="heading 9" w:uiPriority="0" w:qFormat="1"/>
-    <w:lsdException w:name="toc 1" w:uiPriority="39"/>
-    <w:lsdException w:name="toc 2" w:uiPriority="39"/>
-    <w:lsdException w:name="toc 3" w:uiPriority="39"/>
-    <w:lsdException w:name="toc 4" w:uiPriority="39"/>
-    <w:lsdException w:name="toc 5" w:uiPriority="39"/>
-    <w:lsdException w:name="toc 6" w:uiPriority="39"/>
-    <w:lsdException w:name="toc 7" w:uiPriority="39"/>
-    <w:lsdException w:name="toc 8" w:uiPriority="39"/>
-    <w:lsdException w:name="toc 9" w:uiPriority="39"/>
-    <w:lsdException w:name="caption" w:uiPriority="35" w:qFormat="1"/>
-    <w:lsdException w:name="Title" w:semiHidden="0" w:uiPriority="10" w:unhideWhenUsed="0" w:qFormat="1"/>
-    <w:lsdException w:name="Default Paragraph Font" w:uiPriority="1"/>
-    <w:lsdException w:name="Subtitle" w:semiHidden="0" w:uiPriority="11" w:unhideWhenUsed="0" w:qFormat="1"/>
-    <w:lsdException w:name="Strong" w:semiHidden="0" w:uiPriority="22" w:unhideWhenUsed="0" w:qFormat="1"/>
-    <w:lsdException w:name="Emphasis" w:semiHidden="0" w:uiPriority="20" w:unhideWhenUsed="0" w:qFormat="1"/>
-    <w:lsdException w:name="Table Grid" w:semiHidden="0" w:uiPriority="59" w:unhideWhenUsed="0"/>
-    <w:lsdException w:name="Placeholder Text" w:unhideWhenUsed="0"/>
-    <w:lsdException w:name="No Spacing" w:semiHidden="0" w:uiPriority="1" w:unhideWhenUsed="0" w:qFormat="1"/>
-    <w:lsdException w:name="Light Shading" w:semiHidden="0" w:uiPriority="60" w:unhideWhenUsed="0"/>
-    <w:lsdException w:name="Light List" w:semiHidden="0" w:uiPriority="61" w:unhideWhenUsed="0"/>
-    <w:lsdException w:name="Light Grid" w:semiHidden="0" w:uiPriority="62" w:unhideWhenUsed="0"/>
-    <w:lsdException w:name="Medium Shading 1" w:semiHidden="0" w:uiPriority="63" w:unhideWhenUsed="0"/>
-    <w:lsdException w:name="Medium Shading 2" w:semiHidden="0" w:uiPriority="64" w:unhideWhenUsed="0"/>
-    <w:lsdException w:name="Medium List 1" w:semiHidden="0" w:uiPriority="65" w:unhideWhenUsed="0"/>
-    <w:lsdException w:name="Medium List 2" w:semiHidden="0" w:uiPriority="66" w:unhideWhenUsed="0"/>
-    <w:lsdException w:name="Medium Grid 1" w:semiHidden="0" w:uiPriority="67" w:unhideWhenUsed="0"/>
-    <w:lsdException w:name="Medium Grid 2" w:semiHidden="0" w:uiPriority="68" w:unhideWhenUsed="0"/>
-    <w:lsdException w:name="Medium Grid 3" w:semiHidden="0" w:uiPriority="69" w:unhideWhenUsed="0"/>
-    <w:lsdException w:name="Dark List" w:semiHidden="0" w:uiPriority="70" w:unhideWhenUsed="0"/>
-    <w:lsdException w:name="Colorful Shading" w:semiHidden="0" w:uiPriority="71" w:unhideWhenUsed="0"/>
-    <w:lsdException w:name="Colorful List" w:semiHidden="0" w:uiPriority="72" w:unhideWhenUsed="0"/>
-    <w:lsdException w:name="Colorful Grid" w:semiHidden="0" w:uiPriority="73" w:unhideWhenUsed="0"/>
-    <w:lsdException w:name="Light Shading Accent 1" w:semiHidden="0" w:uiPriority="60" w:unhideWhenUsed="0"/>
-    <w:lsdException w:name="Light List Accent 1" w:semiHidden="0" w:uiPriority="61" w:unhideWhenUsed="0"/>
-    <w:lsdException w:name="Light Grid Accent 1" w:semiHidden="0" w:uiPriority="62" w:unhideWhenUsed="0"/>
-    <w:lsdException w:name="Medium Shading 1 Accent 1" w:semiHidden="0" w:uiPriority="63" w:unhideWhenUsed="0"/>
-    <w:lsdException w:name="Medium Shading 2 Accent 1" w:semiHidden="0" w:uiPriority="64" w:unhideWhenUsed="0"/>
-    <w:lsdException w:name="Medium List 1 Accent 1" w:semiHidden="0" w:uiPriority="65" w:unhideWhenUsed="0"/>
-    <w:lsdException w:name="Revision" w:unhideWhenUsed="0"/>
-    <w:lsdException w:name="List Paragraph" w:semiHidden="0" w:uiPriority="34" w:unhideWhenUsed="0" w:qFormat="1"/>
-    <w:lsdException w:name="Quote" w:semiHidden="0" w:uiPriority="29" w:unhideWhenUsed="0" w:qFormat="1"/>
-    <w:lsdException w:name="Intense Quote" w:semiHidden="0" w:uiPriority="30" w:unhideWhenUsed="0" w:qFormat="1"/>
-    <w:lsdException w:name="Medium List 2 Accent 1" w:semiHidden="0" w:uiPriority="66" w:unhideWhenUsed="0"/>
-    <w:lsdException w:name="Medium Grid 1 Accent 1" w:semiHidden="0" w:uiPriority="67" w:unhideWhenUsed="0"/>
-    <w:lsdException w:name="Medium Grid 2 Accent 1" w:semiHidden="0" w:uiPriority="68" w:unhideWhenUsed="0"/>
-    <w:lsdException w:name="Medium Grid 3 Accent 1" w:semiHidden="0" w:uiPriority="69" w:unhideWhenUsed="0"/>
-    <w:lsdException w:name="Dark List Accent 1" w:semiHidden="0" w:uiPriority="70" w:unhideWhenUsed="0"/>
-    <w:lsdException w:name="Colorful Shading Accent 1" w:semiHidden="0" w:uiPriority="71" w:unhideWhenUsed="0"/>
-    <w:lsdException w:name="Colorful List Accent 1" w:semiHidden="0" w:uiPriority="72" w:unhideWhenUsed="0"/>
-    <w:lsdException w:name="Colorful Grid Accent 1" w:semiHidden="0" w:uiPriority="73" w:unhideWhenUsed="0"/>
-    <w:lsdException w:name="Light Shading Accent 2" w:semiHidden="0" w:uiPriority="60" w:unhideWhenUsed="0"/>
-    <w:lsdException w:name="Light List Accent 2" w:semiHidden="0" w:uiPriority="61" w:unhideWhenUsed="0"/>
-    <w:lsdException w:name="Light Grid Accent 2" w:semiHidden="0" w:uiPriority="62" w:unhideWhenUsed="0"/>
-    <w:lsdException w:name="Medium Shading 1 Accent 2" w:semiHidden="0" w:uiPriority="63" w:unhideWhenUsed="0"/>
-    <w:lsdException w:name="Medium Shading 2 Accent 2" w:semiHidden="0" w:uiPriority="64" w:unhideWhenUsed="0"/>
-    <w:lsdException w:name="Medium List 1 Accent 2" w:semiHidden="0" w:uiPriority="65" w:unhideWhenUsed="0"/>
-    <w:lsdException w:name="Medium List 2 Accent 2" w:semiHidden="0" w:uiPriority="66" w:unhideWhenUsed="0"/>
-    <w:lsdException w:name="Medium Grid 1 Accent 2" w:semiHidden="0" w:uiPriority="67" w:unhideWhenUsed="0"/>
-    <w:lsdException w:name="Medium Grid 2 Accent 2" w:semiHidden="0" w:uiPriority="68" w:unhideWhenUsed="0"/>
-    <w:lsdException w:name="Medium Grid 3 Accent 2" w:semiHidden="0" w:uiPriority="69" w:unhideWhenUsed="0"/>
-    <w:lsdException w:name="Dark List Accent 2" w:semiHidden="0" w:uiPriority="70" w:unhideWhenUsed="0"/>
-    <w:lsdException w:name="Colorful Shading Accent 2" w:semiHidden="0" w:uiPriority="71" w:unhideWhenUsed="0"/>
-    <w:lsdException w:name="Colorful List Accent 2" w:semiHidden="0" w:uiPriority="72" w:unhideWhenUsed="0"/>
-    <w:lsdException w:name="Colorful Grid Accent 2" w:semiHidden="0" w:uiPriority="73" w:unhideWhenUsed="0"/>
-    <w:lsdException w:name="Light Shading Accent 3" w:semiHidden="0" w:uiPriority="60" w:unhideWhenUsed="0"/>
-    <w:lsdException w:name="Light List Accent 3" w:semiHidden="0" w:uiPriority="61" w:unhideWhenUsed="0"/>
-    <w:lsdException w:name="Light Grid Accent 3" w:semiHidden="0" w:uiPriority="62" w:unhideWhenUsed="0"/>
-    <w:lsdException w:name="Medium Shading 1 Accent 3" w:semiHidden="0" w:uiPriority="63" w:unhideWhenUsed="0"/>
-    <w:lsdException w:name="Medium Shading 2 Accent 3" w:semiHidden="0" w:uiPriority="64" w:unhideWhenUsed="0"/>
-    <w:lsdException w:name="Medium List 1 Accent 3" w:semiHidden="0" w:uiPriority="65" w:unhideWhenUsed="0"/>
-    <w:lsdException w:name="Medium List 2 Accent 3" w:semiHidden="0" w:uiPriority="66" w:unhideWhenUsed="0"/>
-    <w:lsdException w:name="Medium Grid 1 Accent 3" w:semiHidden="0" w:uiPriority="67" w:unhideWhenUsed="0"/>
-    <w:lsdException w:name="Medium Grid 2 Accent 3" w:semiHidden="0" w:uiPriority="68" w:unhideWhenUsed="0"/>
-    <w:lsdException w:name="Medium Grid 3 Accent 3" w:semiHidden="0" w:uiPriority="69" w:unhideWhenUsed="0"/>
-    <w:lsdException w:name="Dark List Accent 3" w:semiHidden="0" w:uiPriority="70" w:unhideWhenUsed="0"/>
-    <w:lsdException w:name="Colorful Shading Accent 3" w:semiHidden="0" w:uiPriority="71" w:unhideWhenUsed="0"/>
-    <w:lsdException w:name="Colorful List Accent 3" w:semiHidden="0" w:uiPriority="72" w:unhideWhenUsed="0"/>
-    <w:lsdException w:name="Colorful Grid Accent 3" w:semiHidden="0" w:uiPriority="73" w:unhideWhenUsed="0"/>
-    <w:lsdException w:name="Light Shading Accent 4" w:semiHidden="0" w:uiPriority="60" w:unhideWhenUsed="0"/>
-    <w:lsdException w:name="Light List Accent 4" w:semiHidden="0" w:uiPriority="61" w:unhideWhenUsed="0"/>
-    <w:lsdException w:name="Light Grid Accent 4" w:semiHidden="0" w:uiPriority="62" w:unhideWhenUsed="0"/>
-    <w:lsdException w:name="Medium Shading 1 Accent 4" w:semiHidden="0" w:uiPriority="63" w:unhideWhenUsed="0"/>
-    <w:lsdException w:name="Medium Shading 2 Accent 4" w:semiHidden="0" w:uiPriority="64" w:unhideWhenUsed="0"/>
-    <w:lsdException w:name="Medium List 1 Accent 4" w:semiHidden="0" w:uiPriority="65" w:unhideWhenUsed="0"/>
-    <w:lsdException w:name="Medium List 2 Accent 4" w:semiHidden="0" w:uiPriority="66" w:unhideWhenUsed="0"/>
-    <w:lsdException w:name="Medium Grid 1 Accent 4" w:semiHidden="0" w:uiPriority="67" w:unhideWhenUsed="0"/>
-    <w:lsdException w:name="Medium Grid 2 Accent 4" w:semiHidden="0" w:uiPriority="68" w:unhideWhenUsed="0"/>
-    <w:lsdException w:name="Medium Grid 3 Accent 4" w:semiHidden="0" w:uiPriority="69" w:unhideWhenUsed="0"/>
-    <w:lsdException w:name="Dark List Accent 4" w:semiHidden="0" w:uiPriority="70" w:unhideWhenUsed="0"/>
-    <w:lsdException w:name="Colorful Shading Accent 4" w:semiHidden="0" w:uiPriority="71" w:unhideWhenUsed="0"/>
-    <w:lsdException w:name="Colorful List Accent 4" w:semiHidden="0" w:uiPriority="72" w:unhideWhenUsed="0"/>
-    <w:lsdException w:name="Colorful Grid Accent 4" w:semiHidden="0" w:uiPriority="73" w:unhideWhenUsed="0"/>
-    <w:lsdException w:name="Light Shading Accent 5" w:semiHidden="0" w:uiPriority="60" w:unhideWhenUsed="0"/>
-    <w:lsdException w:name="Light List Accent 5" w:semiHidden="0" w:uiPriority="61" w:unhideWhenUsed="0"/>
-    <w:lsdException w:name="Light Grid Accent 5" w:semiHidden="0" w:uiPriority="62" w:unhideWhenUsed="0"/>
-    <w:lsdException w:name="Medium Shading 1 Accent 5" w:semiHidden="0" w:uiPriority="63" w:unhideWhenUsed="0"/>
-    <w:lsdException w:name="Medium Shading 2 Accent 5" w:semiHidden="0" w:uiPriority="64" w:unhideWhenUsed="0"/>
-    <w:lsdException w:name="Medium List 1 Accent 5" w:semiHidden="0" w:uiPriority="65" w:unhideWhenUsed="0"/>
-    <w:lsdException w:name="Medium List 2 Accent 5" w:semiHidden="0" w:uiPriority="66" w:unhideWhenUsed="0"/>
-    <w:lsdException w:name="Medium Grid 1 Accent 5" w:semiHidden="0" w:uiPriority="67" w:unhideWhenUsed="0"/>
-    <w:lsdException w:name="Medium Grid 2 Accent 5" w:semiHidden="0" w:uiPriority="68" w:unhideWhenUsed="0"/>
-    <w:lsdException w:name="Medium Grid 3 Accent 5" w:semiHidden="0" w:uiPriority="69" w:unhideWhenUsed="0"/>
-    <w:lsdException w:name="Dark List Accent 5" w:semiHidden="0" w:uiPriority="70" w:unhideWhenUsed="0"/>
-    <w:lsdException w:name="Colorful Shading Accent 5" w:semiHidden="0" w:uiPriority="71" w:unhideWhenUsed="0"/>
-    <w:lsdException w:name="Colorful List Accent 5" w:semiHidden="0" w:uiPriority="72" w:unhideWhenUsed="0"/>
-    <w:lsdException w:name="Colorful Grid Accent 5" w:semiHidden="0" w:uiPriority="73" w:unhideWhenUsed="0"/>
-    <w:lsdException w:name="Light Shading Accent 6" w:semiHidden="0" w:uiPriority="60" w:unhideWhenUsed="0"/>
-    <w:lsdException w:name="Light List Accent 6" w:semiHidden="0" w:uiPriority="61" w:unhideWhenUsed="0"/>
-    <w:lsdException w:name="Light Grid Accent 6" w:semiHidden="0" w:uiPriority="62" w:unhideWhenUsed="0"/>
-    <w:lsdException w:name="Medium Shading 1 Accent 6" w:semiHidden="0" w:uiPriority="63" w:unhideWhenUsed="0"/>
-    <w:lsdException w:name="Medium Shading 2 Accent 6" w:semiHidden="0" w:uiPriority="64" w:unhideWhenUsed="0"/>
-    <w:lsdException w:name="Medium List 1 Accent 6" w:semiHidden="0" w:uiPriority="65" w:unhideWhenUsed="0"/>
-    <w:lsdException w:name="Medium List 2 Accent 6" w:semiHidden="0" w:uiPriority="66" w:unhideWhenUsed="0"/>
-    <w:lsdException w:name="Medium Grid 1 Accent 6" w:semiHidden="0" w:uiPriority="67" w:unhideWhenUsed="0"/>
-    <w:lsdException w:name="Medium Grid 2 Accent 6" w:semiHidden="0" w:uiPriority="68" w:unhideWhenUsed="0"/>
-    <w:lsdException w:name="Medium Grid 3 Accent 6" w:semiHidden="0" w:uiPriority="69" w:unhideWhenUsed="0"/>
-    <w:lsdException w:name="Dark List Accent 6" w:semiHidden="0" w:uiPriority="70" w:unhideWhenUsed="0"/>
-    <w:lsdException w:name="Colorful Shading Accent 6" w:semiHidden="0" w:uiPriority="71" w:unhideWhenUsed="0"/>
-    <w:lsdException w:name="Colorful List Accent 6" w:semiHidden="0" w:uiPriority="72" w:unhideWhenUsed="0"/>
-    <w:lsdException w:name="Colorful Grid Accent 6" w:semiHidden="0" w:uiPriority="73" w:unhideWhenUsed="0"/>
-    <w:lsdException w:name="Subtle Emphasis" w:semiHidden="0" w:uiPriority="19" w:unhideWhenUsed="0" w:qFormat="1"/>
-    <w:lsdException w:name="Intense Emphasis" w:semiHidden="0" w:uiPriority="21" w:unhideWhenUsed="0" w:qFormat="1"/>
-    <w:lsdException w:name="Subtle Reference" w:semiHidden="0" w:uiPriority="31" w:unhideWhenUsed="0" w:qFormat="1"/>
-    <w:lsdException w:name="Intense Reference" w:semiHidden="0" w:uiPriority="32" w:unhideWhenUsed="0" w:qFormat="1"/>
-    <w:lsdException w:name="Book Title" w:semiHidden="0" w:uiPriority="33" w:unhideWhenUsed="0" w:qFormat="1"/>
-    <w:lsdException w:name="Bibliography" w:uiPriority="37"/>
-    <w:lsdException w:name="TOC Heading" w:uiPriority="39" w:qFormat="1"/>
+  <w:latentStyles w:defLockedState="0" w:defUIPriority="99" w:defSemiHidden="0" w:defUnhideWhenUsed="0" w:defQFormat="0" w:count="371">
+    <w:lsdException w:name="Normal" w:uiPriority="0" w:qFormat="1"/>
+    <w:lsdException w:name="heading 1" w:uiPriority="9" w:qFormat="1"/>
+    <w:lsdException w:name="heading 2" w:semiHidden="1" w:uiPriority="9" w:unhideWhenUsed="1" w:qFormat="1"/>
+    <w:lsdException w:name="heading 3" w:semiHidden="1" w:uiPriority="9" w:unhideWhenUsed="1" w:qFormat="1"/>
+    <w:lsdException w:name="heading 4" w:semiHidden="1" w:uiPriority="9" w:unhideWhenUsed="1" w:qFormat="1"/>
+    <w:lsdException w:name="heading 5" w:semiHidden="1" w:uiPriority="0" w:unhideWhenUsed="1" w:qFormat="1"/>
+    <w:lsdException w:name="heading 6" w:semiHidden="1" w:uiPriority="0" w:unhideWhenUsed="1" w:qFormat="1"/>
+    <w:lsdException w:name="heading 7" w:semiHidden="1" w:uiPriority="0" w:unhideWhenUsed="1" w:qFormat="1"/>
+    <w:lsdException w:name="heading 8" w:semiHidden="1" w:uiPriority="0" w:unhideWhenUsed="1" w:qFormat="1"/>
+    <w:lsdException w:name="heading 9" w:semiHidden="1" w:uiPriority="0" w:unhideWhenUsed="1" w:qFormat="1"/>
+    <w:lsdException w:name="index 1" w:semiHidden="1" w:unhideWhenUsed="1"/>
+    <w:lsdException w:name="index 2" w:semiHidden="1" w:unhideWhenUsed="1"/>
+    <w:lsdException w:name="index 3" w:semiHidden="1" w:unhideWhenUsed="1"/>
+    <w:lsdException w:name="index 4" w:semiHidden="1" w:unhideWhenUsed="1"/>
+    <w:lsdException w:name="index 5" w:semiHidden="1" w:unhideWhenUsed="1"/>
+    <w:lsdException w:name="index 6" w:semiHidden="1" w:unhideWhenUsed="1"/>
+    <w:lsdException w:name="index 7" w:semiHidden="1" w:unhideWhenUsed="1"/>
+    <w:lsdException w:name="index 8" w:semiHidden="1" w:unhideWhenUsed="1"/>
+    <w:lsdException w:name="index 9" w:semiHidden="1" w:unhideWhenUsed="1"/>
+    <w:lsdException w:name="toc 1" w:semiHidden="1" w:uiPriority="39" w:unhideWhenUsed="1"/>
+    <w:lsdException w:name="toc 2" w:semiHidden="1" w:uiPriority="39" w:unhideWhenUsed="1"/>
+    <w:lsdException w:name="toc 3" w:semiHidden="1" w:uiPriority="39" w:unhideWhenUsed="1"/>
+    <w:lsdException w:name="toc 4" w:semiHidden="1" w:uiPriority="39" w:unhideWhenUsed="1"/>
+    <w:lsdException w:name="toc 5" w:semiHidden="1" w:uiPriority="39" w:unhideWhenUsed="1"/>
+    <w:lsdException w:name="toc 6" w:semiHidden="1" w:uiPriority="39" w:unhideWhenUsed="1"/>
+    <w:lsdException w:name="toc 7" w:semiHidden="1" w:uiPriority="39" w:unhideWhenUsed="1"/>
+    <w:lsdException w:name="toc 8" w:semiHidden="1" w:uiPriority="39" w:unhideWhenUsed="1"/>
+    <w:lsdException w:name="toc 9" w:semiHidden="1" w:uiPriority="39" w:unhideWhenUsed="1"/>
+    <w:lsdException w:name="Normal Indent" w:semiHidden="1" w:unhideWhenUsed="1"/>
+    <w:lsdException w:name="footnote text" w:semiHidden="1" w:unhideWhenUsed="1"/>
+    <w:lsdException w:name="annotation text" w:semiHidden="1" w:unhideWhenUsed="1"/>
+    <w:lsdException w:name="header" w:semiHidden="1" w:unhideWhenUsed="1"/>
+    <w:lsdException w:name="footer" w:semiHidden="1" w:unhideWhenUsed="1"/>
+    <w:lsdException w:name="index heading" w:semiHidden="1" w:unhideWhenUsed="1"/>
+    <w:lsdException w:name="caption" w:semiHidden="1" w:uiPriority="35" w:unhideWhenUsed="1" w:qFormat="1"/>
+    <w:lsdException w:name="table of figures" w:semiHidden="1" w:unhideWhenUsed="1"/>
+    <w:lsdException w:name="envelope address" w:semiHidden="1" w:unhideWhenUsed="1"/>
+    <w:lsdException w:name="envelope return" w:semiHidden="1" w:unhideWhenUsed="1"/>
+    <w:lsdException w:name="footnote reference" w:semiHidden="1" w:unhideWhenUsed="1"/>
+    <w:lsdException w:name="annotation reference" w:semiHidden="1" w:unhideWhenUsed="1"/>
+    <w:lsdException w:name="line number" w:semiHidden="1" w:unhideWhenUsed="1"/>
+    <w:lsdException w:name="page number" w:semiHidden="1" w:unhideWhenUsed="1"/>
+    <w:lsdException w:name="endnote reference" w:semiHidden="1" w:unhideWhenUsed="1"/>
+    <w:lsdException w:name="endnote text" w:semiHidden="1" w:unhideWhenUsed="1"/>
+    <w:lsdException w:name="table of authorities" w:semiHidden="1" w:unhideWhenUsed="1"/>
+    <w:lsdException w:name="macro" w:semiHidden="1" w:unhideWhenUsed="1"/>
+    <w:lsdException w:name="toa heading" w:semiHidden="1" w:unhideWhenUsed="1"/>
+    <w:lsdException w:name="List" w:semiHidden="1" w:unhideWhenUsed="1"/>
+    <w:lsdException w:name="List Bullet" w:semiHidden="1" w:unhideWhenUsed="1"/>
+    <w:lsdException w:name="List Number" w:semiHidden="1" w:unhideWhenUsed="1"/>
+    <w:lsdException w:name="List 2" w:semiHidden="1" w:unhideWhenUsed="1"/>
+    <w:lsdException w:name="List 3" w:semiHidden="1" w:unhideWhenUsed="1"/>
+    <w:lsdException w:name="List 4" w:semiHidden="1" w:unhideWhenUsed="1"/>
+    <w:lsdException w:name="List 5" w:semiHidden="1" w:unhideWhenUsed="1"/>
+    <w:lsdException w:name="List Bullet 2" w:semiHidden="1" w:unhideWhenUsed="1"/>
+    <w:lsdException w:name="List Bullet 3" w:semiHidden="1" w:unhideWhenUsed="1"/>
+    <w:lsdException w:name="List Bullet 4" w:semiHidden="1" w:unhideWhenUsed="1"/>
+    <w:lsdException w:name="List Bullet 5" w:semiHidden="1" w:unhideWhenUsed="1"/>
+    <w:lsdException w:name="List Number 2" w:semiHidden="1" w:unhideWhenUsed="1"/>
+    <w:lsdException w:name="List Number 3" w:semiHidden="1" w:unhideWhenUsed="1"/>
+    <w:lsdException w:name="List Number 4" w:semiHidden="1" w:unhideWhenUsed="1"/>
+    <w:lsdException w:name="List Number 5" w:semiHidden="1" w:unhideWhenUsed="1"/>
+    <w:lsdException w:name="Title" w:uiPriority="10" w:qFormat="1"/>
+    <w:lsdException w:name="Closing" w:semiHidden="1" w:unhideWhenUsed="1"/>
+    <w:lsdException w:name="Signature" w:semiHidden="1" w:unhideWhenUsed="1"/>
+    <w:lsdException w:name="Default Paragraph Font" w:semiHidden="1" w:uiPriority="1" w:unhideWhenUsed="1"/>
+    <w:lsdException w:name="Body Text" w:semiHidden="1" w:unhideWhenUsed="1"/>
+    <w:lsdException w:name="Body Text Indent" w:semiHidden="1" w:unhideWhenUsed="1"/>
+    <w:lsdException w:name="List Continue" w:semiHidden="1" w:unhideWhenUsed="1"/>
+    <w:lsdException w:name="List Continue 2" w:semiHidden="1" w:unhideWhenUsed="1"/>
+    <w:lsdException w:name="List Continue 3" w:semiHidden="1" w:unhideWhenUsed="1"/>
+    <w:lsdException w:name="List Continue 4" w:semiHidden="1" w:unhideWhenUsed="1"/>
+    <w:lsdException w:name="List Continue 5" w:semiHidden="1" w:unhideWhenUsed="1"/>
+    <w:lsdException w:name="Message Header" w:semiHidden="1" w:unhideWhenUsed="1"/>
+    <w:lsdException w:name="Subtitle" w:uiPriority="11" w:qFormat="1"/>
+    <w:lsdException w:name="Salutation" w:semiHidden="1" w:unhideWhenUsed="1"/>
+    <w:lsdException w:name="Date" w:semiHidden="1" w:unhideWhenUsed="1"/>
+    <w:lsdException w:name="Body Text First Indent" w:semiHidden="1" w:unhideWhenUsed="1"/>
+    <w:lsdException w:name="Body Text First Indent 2" w:semiHidden="1" w:unhideWhenUsed="1"/>
+    <w:lsdException w:name="Note Heading" w:semiHidden="1" w:unhideWhenUsed="1"/>
+    <w:lsdException w:name="Body Text 2" w:semiHidden="1" w:unhideWhenUsed="1"/>
+    <w:lsdException w:name="Body Text 3" w:semiHidden="1" w:unhideWhenUsed="1"/>
+    <w:lsdException w:name="Body Text Indent 2" w:semiHidden="1" w:unhideWhenUsed="1"/>
+    <w:lsdException w:name="Body Text Indent 3" w:semiHidden="1" w:unhideWhenUsed="1"/>
+    <w:lsdException w:name="Block Text" w:semiHidden="1" w:unhideWhenUsed="1"/>
+    <w:lsdException w:name="Hyperlink" w:semiHidden="1" w:unhideWhenUsed="1"/>
+    <w:lsdException w:name="FollowedHyperlink" w:semiHidden="1" w:unhideWhenUsed="1"/>
+    <w:lsdException w:name="Strong" w:uiPriority="22" w:qFormat="1"/>
+    <w:lsdException w:name="Emphasis" w:uiPriority="20" w:qFormat="1"/>
+    <w:lsdException w:name="Document Map" w:semiHidden="1" w:unhideWhenUsed="1"/>
+    <w:lsdException w:name="Plain Text" w:semiHidden="1" w:unhideWhenUsed="1"/>
+    <w:lsdException w:name="E-mail Signature" w:semiHidden="1" w:unhideWhenUsed="1"/>
+    <w:lsdException w:name="HTML Top of Form" w:semiHidden="1" w:unhideWhenUsed="1"/>
+    <w:lsdException w:name="HTML Bottom of Form" w:semiHidden="1" w:unhideWhenUsed="1"/>
+    <w:lsdException w:name="Normal (Web)" w:semiHidden="1" w:unhideWhenUsed="1"/>
+    <w:lsdException w:name="HTML Acronym" w:semiHidden="1" w:unhideWhenUsed="1"/>
+    <w:lsdException w:name="HTML Address" w:semiHidden="1" w:unhideWhenUsed="1"/>
+    <w:lsdException w:name="HTML Cite" w:semiHidden="1" w:unhideWhenUsed="1"/>
+    <w:lsdException w:name="HTML Code" w:semiHidden="1" w:unhideWhenUsed="1"/>
+    <w:lsdException w:name="HTML Definition" w:semiHidden="1" w:unhideWhenUsed="1"/>
+    <w:lsdException w:name="HTML Keyboard" w:semiHidden="1" w:unhideWhenUsed="1"/>
+    <w:lsdException w:name="HTML Preformatted" w:semiHidden="1" w:unhideWhenUsed="1"/>
+    <w:lsdException w:name="HTML Sample" w:semiHidden="1" w:unhideWhenUsed="1"/>
+    <w:lsdException w:name="HTML Typewriter" w:semiHidden="1" w:unhideWhenUsed="1"/>
+    <w:lsdException w:name="HTML Variable" w:semiHidden="1" w:unhideWhenUsed="1"/>
+    <w:lsdException w:name="Normal Table" w:semiHidden="1" w:unhideWhenUsed="1"/>
+    <w:lsdException w:name="annotation subject" w:semiHidden="1" w:unhideWhenUsed="1"/>
+    <w:lsdException w:name="No List" w:semiHidden="1" w:unhideWhenUsed="1"/>
+    <w:lsdException w:name="Outline List 1" w:semiHidden="1" w:unhideWhenUsed="1"/>
+    <w:lsdException w:name="Outline List 2" w:semiHidden="1" w:unhideWhenUsed="1"/>
+    <w:lsdException w:name="Outline List 3" w:semiHidden="1" w:unhideWhenUsed="1"/>
+    <w:lsdException w:name="Table Simple 1" w:semiHidden="1" w:unhideWhenUsed="1"/>
+    <w:lsdException w:name="Table Simple 2" w:semiHidden="1" w:unhideWhenUsed="1"/>
+    <w:lsdException w:name="Table Simple 3" w:semiHidden="1" w:unhideWhenUsed="1"/>
+    <w:lsdException w:name="Table Classic 1" w:semiHidden="1" w:unhideWhenUsed="1"/>
+    <w:lsdException w:name="Table Classic 2" w:semiHidden="1" w:unhideWhenUsed="1"/>
+    <w:lsdException w:name="Table Classic 3" w:semiHidden="1" w:unhideWhenUsed="1"/>
+    <w:lsdException w:name="Table Classic 4" w:semiHidden="1" w:unhideWhenUsed="1"/>
+    <w:lsdException w:name="Table Colorful 1" w:semiHidden="1" w:unhideWhenUsed="1"/>
+    <w:lsdException w:name="Table Colorful 2" w:semiHidden="1" w:unhideWhenUsed="1"/>
+    <w:lsdException w:name="Table Colorful 3" w:semiHidden="1" w:unhideWhenUsed="1"/>
+    <w:lsdException w:name="Table Columns 1" w:semiHidden="1" w:unhideWhenUsed="1"/>
+    <w:lsdException w:name="Table Columns 2" w:semiHidden="1" w:unhideWhenUsed="1"/>
+    <w:lsdException w:name="Table Columns 3" w:semiHidden="1" w:unhideWhenUsed="1"/>
+    <w:lsdException w:name="Table Columns 4" w:semiHidden="1" w:unhideWhenUsed="1"/>
+    <w:lsdException w:name="Table Columns 5" w:semiHidden="1" w:unhideWhenUsed="1"/>
+    <w:lsdException w:name="Table Grid 1" w:semiHidden="1" w:unhideWhenUsed="1"/>
+    <w:lsdException w:name="Table Grid 2" w:semiHidden="1" w:unhideWhenUsed="1"/>
+    <w:lsdException w:name="Table Grid 3" w:semiHidden="1" w:unhideWhenUsed="1"/>
+    <w:lsdException w:name="Table Grid 4" w:semiHidden="1" w:unhideWhenUsed="1"/>
+    <w:lsdException w:name="Table Grid 5" w:semiHidden="1" w:unhideWhenUsed="1"/>
+    <w:lsdException w:name="Table Grid 6" w:semiHidden="1" w:unhideWhenUsed="1"/>
+    <w:lsdException w:name="Table Grid 7" w:semiHidden="1" w:unhideWhenUsed="1"/>
+    <w:lsdException w:name="Table Grid 8" w:semiHidden="1" w:unhideWhenUsed="1"/>
+    <w:lsdException w:name="Table List 1" w:semiHidden="1" w:unhideWhenUsed="1"/>
+    <w:lsdException w:name="Table List 2" w:semiHidden="1" w:unhideWhenUsed="1"/>
+    <w:lsdException w:name="Table List 3" w:semiHidden="1" w:unhideWhenUsed="1"/>
+    <w:lsdException w:name="Table List 4" w:semiHidden="1" w:unhideWhenUsed="1"/>
+    <w:lsdException w:name="Table List 5" w:semiHidden="1" w:unhideWhenUsed="1"/>
+    <w:lsdException w:name="Table List 6" w:semiHidden="1" w:unhideWhenUsed="1"/>
+    <w:lsdException w:name="Table List 7" w:semiHidden="1" w:unhideWhenUsed="1"/>
+    <w:lsdException w:name="Table List 8" w:semiHidden="1" w:unhideWhenUsed="1"/>
+    <w:lsdException w:name="Table 3D effects 1" w:semiHidden="1" w:unhideWhenUsed="1"/>
+    <w:lsdException w:name="Table 3D effects 2" w:semiHidden="1" w:unhideWhenUsed="1"/>
+    <w:lsdException w:name="Table 3D effects 3" w:semiHidden="1" w:unhideWhenUsed="1"/>
+    <w:lsdException w:name="Table Contemporary" w:semiHidden="1" w:unhideWhenUsed="1"/>
+    <w:lsdException w:name="Table Elegant" w:semiHidden="1" w:unhideWhenUsed="1"/>
+    <w:lsdException w:name="Table Professional" w:semiHidden="1" w:unhideWhenUsed="1"/>
+    <w:lsdException w:name="Table Subtle 1" w:semiHidden="1" w:unhideWhenUsed="1"/>
+    <w:lsdException w:name="Table Subtle 2" w:semiHidden="1" w:unhideWhenUsed="1"/>
+    <w:lsdException w:name="Table Web 1" w:semiHidden="1" w:unhideWhenUsed="1"/>
+    <w:lsdException w:name="Table Web 2" w:semiHidden="1" w:unhideWhenUsed="1"/>
+    <w:lsdException w:name="Table Web 3" w:semiHidden="1" w:unhideWhenUsed="1"/>
+    <w:lsdException w:name="Balloon Text" w:semiHidden="1" w:unhideWhenUsed="1"/>
+    <w:lsdException w:name="Table Grid" w:uiPriority="59"/>
+    <w:lsdException w:name="Table Theme" w:semiHidden="1" w:unhideWhenUsed="1"/>
+    <w:lsdException w:name="Placeholder Text" w:semiHidden="1"/>
+    <w:lsdException w:name="No Spacing" w:uiPriority="1" w:qFormat="1"/>
+    <w:lsdException w:name="Light Shading" w:uiPriority="60"/>
+    <w:lsdException w:name="Light List" w:uiPriority="61"/>
+    <w:lsdException w:name="Light Grid" w:uiPriority="62"/>
+    <w:lsdException w:name="Medium Shading 1" w:uiPriority="63"/>
+    <w:lsdException w:name="Medium Shading 2" w:uiPriority="64"/>
+    <w:lsdException w:name="Medium List 1" w:uiPriority="65"/>
+    <w:lsdException w:name="Medium List 2" w:uiPriority="66"/>
+    <w:lsdException w:name="Medium Grid 1" w:uiPriority="67"/>
+    <w:lsdException w:name="Medium Grid 2" w:uiPriority="68"/>
+    <w:lsdException w:name="Medium Grid 3" w:uiPriority="69"/>
+    <w:lsdException w:name="Dark List" w:uiPriority="70"/>
+    <w:lsdException w:name="Colorful Shading" w:uiPriority="71"/>
+    <w:lsdException w:name="Colorful List" w:uiPriority="72"/>
+    <w:lsdException w:name="Colorful Grid" w:uiPriority="73"/>
+    <w:lsdException w:name="Light Shading Accent 1" w:uiPriority="60"/>
+    <w:lsdException w:name="Light List Accent 1" w:uiPriority="61"/>
+    <w:lsdException w:name="Light Grid Accent 1" w:uiPriority="62"/>
+    <w:lsdException w:name="Medium Shading 1 Accent 1" w:uiPriority="63"/>
+    <w:lsdException w:name="Medium Shading 2 Accent 1" w:uiPriority="64"/>
+    <w:lsdException w:name="Medium List 1 Accent 1" w:uiPriority="65"/>
+    <w:lsdException w:name="Revision" w:semiHidden="1"/>
+    <w:lsdException w:name="List Paragraph" w:uiPriority="34" w:qFormat="1"/>
+    <w:lsdException w:name="Quote" w:uiPriority="29" w:qFormat="1"/>
+    <w:lsdException w:name="Intense Quote" w:uiPriority="30" w:qFormat="1"/>
+    <w:lsdException w:name="Medium List 2 Accent 1" w:uiPriority="66"/>
+    <w:lsdException w:name="Medium Grid 1 Accent 1" w:uiPriority="67"/>
+    <w:lsdException w:name="Medium Grid 2 Accent 1" w:uiPriority="68"/>
+    <w:lsdException w:name="Medium Grid 3 Accent 1" w:uiPriority="69"/>
+    <w:lsdException w:name="Dark List Accent 1" w:uiPriority="70"/>
+    <w:lsdException w:name="Colorful Shading Accent 1" w:uiPriority="71"/>
+    <w:lsdException w:name="Colorful List Accent 1" w:uiPriority="72"/>
+    <w:lsdException w:name="Colorful Grid Accent 1" w:uiPriority="73"/>
+    <w:lsdException w:name="Light Shading Accent 2" w:uiPriority="60"/>
+    <w:lsdException w:name="Light List Accent 2" w:uiPriority="61"/>
+    <w:lsdException w:name="Light Grid Accent 2" w:uiPriority="62"/>
+    <w:lsdException w:name="Medium Shading 1 Accent 2" w:uiPriority="63"/>
+    <w:lsdException w:name="Medium Shading 2 Accent 2" w:uiPriority="64"/>
+    <w:lsdException w:name="Medium List 1 Accent 2" w:uiPriority="65"/>
+    <w:lsdException w:name="Medium List 2 Accent 2" w:uiPriority="66"/>
+    <w:lsdException w:name="Medium Grid 1 Accent 2" w:uiPriority="67"/>
+    <w:lsdException w:name="Medium Grid 2 Accent 2" w:uiPriority="68"/>
+    <w:lsdException w:name="Medium Grid 3 Accent 2" w:uiPriority="69"/>
+    <w:lsdException w:name="Dark List Accent 2" w:uiPriority="70"/>
+    <w:lsdException w:name="Colorful Shading Accent 2" w:uiPriority="71"/>
+    <w:lsdException w:name="Colorful List Accent 2" w:uiPriority="72"/>
+    <w:lsdException w:name="Colorful Grid Accent 2" w:uiPriority="73"/>
+    <w:lsdException w:name="Light Shading Accent 3" w:uiPriority="60"/>
+    <w:lsdException w:name="Light List Accent 3" w:uiPriority="61"/>
+    <w:lsdException w:name="Light Grid Accent 3" w:uiPriority="62"/>
+    <w:lsdException w:name="Medium Shading 1 Accent 3" w:uiPriority="63"/>
+    <w:lsdException w:name="Medium Shading 2 Accent 3" w:uiPriority="64"/>
+    <w:lsdException w:name="Medium List 1 Accent 3" w:uiPriority="65"/>
+    <w:lsdException w:name="Medium List 2 Accent 3" w:uiPriority="66"/>
+    <w:lsdException w:name="Medium Grid 1 Accent 3" w:uiPriority="67"/>
+    <w:lsdException w:name="Medium Grid 2 Accent 3" w:uiPriority="68"/>
+    <w:lsdException w:name="Medium Grid 3 Accent 3" w:uiPriority="69"/>
+    <w:lsdException w:name="Dark List Accent 3" w:uiPriority="70"/>
+    <w:lsdException w:name="Colorful Shading Accent 3" w:uiPriority="71"/>
+    <w:lsdException w:name="Colorful List Accent 3" w:uiPriority="72"/>
+    <w:lsdException w:name="Colorful Grid Accent 3" w:uiPriority="73"/>
+    <w:lsdException w:name="Light Shading Accent 4" w:uiPriority="60"/>
+    <w:lsdException w:name="Light List Accent 4" w:uiPriority="61"/>
+    <w:lsdException w:name="Light Grid Accent 4" w:uiPriority="62"/>
+    <w:lsdException w:name="Medium Shading 1 Accent 4" w:uiPriority="63"/>
+    <w:lsdException w:name="Medium Shading 2 Accent 4" w:uiPriority="64"/>
+    <w:lsdException w:name="Medium List 1 Accent 4" w:uiPriority="65"/>
+    <w:lsdException w:name="Medium List 2 Accent 4" w:uiPriority="66"/>
+    <w:lsdException w:name="Medium Grid 1 Accent 4" w:uiPriority="67"/>
+    <w:lsdException w:name="Medium Grid 2 Accent 4" w:uiPriority="68"/>
+    <w:lsdException w:name="Medium Grid 3 Accent 4" w:uiPriority="69"/>
+    <w:lsdException w:name="Dark List Accent 4" w:uiPriority="70"/>
+    <w:lsdException w:name="Colorful Shading Accent 4" w:uiPriority="71"/>
+    <w:lsdException w:name="Colorful List Accent 4" w:uiPriority="72"/>
+    <w:lsdException w:name="Colorful Grid Accent 4" w:uiPriority="73"/>
+    <w:lsdException w:name="Light Shading Accent 5" w:uiPriority="60"/>
+    <w:lsdException w:name="Light List Accent 5" w:uiPriority="61"/>
+    <w:lsdException w:name="Light Grid Accent 5" w:uiPriority="62"/>
+    <w:lsdException w:name="Medium Shading 1 Accent 5" w:uiPriority="63"/>
+    <w:lsdException w:name="Medium Shading 2 Accent 5" w:uiPriority="64"/>
+    <w:lsdException w:name="Medium List 1 Accent 5" w:uiPriority="65"/>
+    <w:lsdException w:name="Medium List 2 Accent 5" w:uiPriority="66"/>
+    <w:lsdException w:name="Medium Grid 1 Accent 5" w:uiPriority="67"/>
+    <w:lsdException w:name="Medium Grid 2 Accent 5" w:uiPriority="68"/>
+    <w:lsdException w:name="Medium Grid 3 Accent 5" w:uiPriority="69"/>
+    <w:lsdException w:name="Dark List Accent 5" w:uiPriority="70"/>
+    <w:lsdException w:name="Colorful Shading Accent 5" w:uiPriority="71"/>
+    <w:lsdException w:name="Colorful List Accent 5" w:uiPriority="72"/>
+    <w:lsdException w:name="Colorful Grid Accent 5" w:uiPriority="73"/>
+    <w:lsdException w:name="Light Shading Accent 6" w:uiPriority="60"/>
+    <w:lsdException w:name="Light List Accent 6" w:uiPriority="61"/>
+    <w:lsdException w:name="Light Grid Accent 6" w:uiPriority="62"/>
+    <w:lsdException w:name="Medium Shading 1 Accent 6" w:uiPriority="63"/>
+    <w:lsdException w:name="Medium Shading 2 Accent 6" w:uiPriority="64"/>
+    <w:lsdException w:name="Medium List 1 Accent 6" w:uiPriority="65"/>
+    <w:lsdException w:name="Medium List 2 Accent 6" w:uiPriority="66"/>
+    <w:lsdException w:name="Medium Grid 1 Accent 6" w:uiPriority="67"/>
+    <w:lsdException w:name="Medium Grid 2 Accent 6" w:uiPriority="68"/>
+    <w:lsdException w:name="Medium Grid 3 Accent 6" w:uiPriority="69"/>
+    <w:lsdException w:name="Dark List Accent 6" w:uiPriority="70"/>
+    <w:lsdException w:name="Colorful Shading Accent 6" w:uiPriority="71"/>
+    <w:lsdException w:name="Colorful List Accent 6" w:uiPriority="72"/>
+    <w:lsdException w:name="Colorful Grid Accent 6" w:uiPriority="73"/>
+    <w:lsdException w:name="Subtle Emphasis" w:uiPriority="19" w:qFormat="1"/>
+    <w:lsdException w:name="Intense Emphasis" w:uiPriority="21" w:qFormat="1"/>
+    <w:lsdException w:name="Subtle Reference" w:uiPriority="31" w:qFormat="1"/>
+    <w:lsdException w:name="Intense Reference" w:uiPriority="32" w:qFormat="1"/>
+    <w:lsdException w:name="Book Title" w:uiPriority="33" w:qFormat="1"/>
+    <w:lsdException w:name="Bibliography" w:semiHidden="1" w:uiPriority="37" w:unhideWhenUsed="1"/>
+    <w:lsdException w:name="TOC Heading" w:semiHidden="1" w:uiPriority="39" w:unhideWhenUsed="1" w:qFormat="1"/>
+    <w:lsdException w:name="Plain Table 1" w:uiPriority="41"/>
+    <w:lsdException w:name="Plain Table 2" w:uiPriority="42"/>
+    <w:lsdException w:name="Plain Table 3" w:uiPriority="43"/>
+    <w:lsdException w:name="Plain Table 4" w:uiPriority="44"/>
+    <w:lsdException w:name="Plain Table 5" w:uiPriority="45"/>
+    <w:lsdException w:name="Grid Table Light" w:uiPriority="40"/>
+    <w:lsdException w:name="Grid Table 1 Light" w:uiPriority="46"/>
+    <w:lsdException w:name="Grid Table 2" w:uiPriority="47"/>
+    <w:lsdException w:name="Grid Table 3" w:uiPriority="48"/>
+    <w:lsdException w:name="Grid Table 4" w:uiPriority="49"/>
+    <w:lsdException w:name="Grid Table 5 Dark" w:uiPriority="50"/>
+    <w:lsdException w:name="Grid Table 6 Colorful" w:uiPriority="51"/>
+    <w:lsdException w:name="Grid Table 7 Colorful" w:uiPriority="52"/>
+    <w:lsdException w:name="Grid Table 1 Light Accent 1" w:uiPriority="46"/>
+    <w:lsdException w:name="Grid Table 2 Accent 1" w:uiPriority="47"/>
+    <w:lsdException w:name="Grid Table 3 Accent 1" w:uiPriority="48"/>
+    <w:lsdException w:name="Grid Table 4 Accent 1" w:uiPriority="49"/>
+    <w:lsdException w:name="Grid Table 5 Dark Accent 1" w:uiPriority="50"/>
+    <w:lsdException w:name="Grid Table 6 Colorful Accent 1" w:uiPriority="51"/>
+    <w:lsdException w:name="Grid Table 7 Colorful Accent 1" w:uiPriority="52"/>
+    <w:lsdException w:name="Grid Table 1 Light Accent 2" w:uiPriority="46"/>
+    <w:lsdException w:name="Grid Table 2 Accent 2" w:uiPriority="47"/>
+    <w:lsdException w:name="Grid Table 3 Accent 2" w:uiPriority="48"/>
+    <w:lsdException w:name="Grid Table 4 Accent 2" w:uiPriority="49"/>
+    <w:lsdException w:name="Grid Table 5 Dark Accent 2" w:uiPriority="50"/>
+    <w:lsdException w:name="Grid Table 6 Colorful Accent 2" w:uiPriority="51"/>
+    <w:lsdException w:name="Grid Table 7 Colorful Accent 2" w:uiPriority="52"/>
+    <w:lsdException w:name="Grid Table 1 Light Accent 3" w:uiPriority="46"/>
+    <w:lsdException w:name="Grid Table 2 Accent 3" w:uiPriority="47"/>
+    <w:lsdException w:name="Grid Table 3 Accent 3" w:uiPriority="48"/>
+    <w:lsdException w:name="Grid Table 4 Accent 3" w:uiPriority="49"/>
+    <w:lsdException w:name="Grid Table 5 Dark Accent 3" w:uiPriority="50"/>
+    <w:lsdException w:name="Grid Table 6 Colorful Accent 3" w:uiPriority="51"/>
+    <w:lsdException w:name="Grid Table 7 Colorful Accent 3" w:uiPriority="52"/>
+    <w:lsdException w:name="Grid Table 1 Light Accent 4" w:uiPriority="46"/>
+    <w:lsdException w:name="Grid Table 2 Accent 4" w:uiPriority="47"/>
+    <w:lsdException w:name="Grid Table 3 Accent 4" w:uiPriority="48"/>
+    <w:lsdException w:name="Grid Table 4 Accent 4" w:uiPriority="49"/>
+    <w:lsdException w:name="Grid Table 5 Dark Accent 4" w:uiPriority="50"/>
+    <w:lsdException w:name="Grid Table 6 Colorful Accent 4" w:uiPriority="51"/>
+    <w:lsdException w:name="Grid Table 7 Colorful Accent 4" w:uiPriority="52"/>
+    <w:lsdException w:name="Grid Table 1 Light Accent 5" w:uiPriority="46"/>
+    <w:lsdException w:name="Grid Table 2 Accent 5" w:uiPriority="47"/>
+    <w:lsdException w:name="Grid Table 3 Accent 5" w:uiPriority="48"/>
+    <w:lsdException w:name="Grid Table 4 Accent 5" w:uiPriority="49"/>
+    <w:lsdException w:name="Grid Table 5 Dark Accent 5" w:uiPriority="50"/>
+    <w:lsdException w:name="Grid Table 6 Colorful Accent 5" w:uiPriority="51"/>
+    <w:lsdException w:name="Grid Table 7 Colorful Accent 5" w:uiPriority="52"/>
+    <w:lsdException w:name="Grid Table 1 Light Accent 6" w:uiPriority="46"/>
+    <w:lsdException w:name="Grid Table 2 Accent 6" w:uiPriority="47"/>
+    <w:lsdException w:name="Grid Table 3 Accent 6" w:uiPriority="48"/>
+    <w:lsdException w:name="Grid Table 4 Accent 6" w:uiPriority="49"/>
+    <w:lsdException w:name="Grid Table 5 Dark Accent 6" w:uiPriority="50"/>
+    <w:lsdException w:name="Grid Table 6 Colorful Accent 6" w:uiPriority="51"/>
+    <w:lsdException w:name="Grid Table 7 Colorful Accent 6" w:uiPriority="52"/>
+    <w:lsdException w:name="List Table 1 Light" w:uiPriority="46"/>
+    <w:lsdException w:name="List Table 2" w:uiPriority="47"/>
+    <w:lsdException w:name="List Table 3" w:uiPriority="48"/>
+    <w:lsdException w:name="List Table 4" w:uiPriority="49"/>
+    <w:lsdException w:name="List Table 5 Dark" w:uiPriority="50"/>
+    <w:lsdException w:name="List Table 6 Colorful" w:uiPriority="51"/>
+    <w:lsdException w:name="List Table 7 Colorful" w:uiPriority="52"/>
+    <w:lsdException w:name="List Table 1 Light Accent 1" w:uiPriority="46"/>
+    <w:lsdException w:name="List Table 2 Accent 1" w:uiPriority="47"/>
+    <w:lsdException w:name="List Table 3 Accent 1" w:uiPriority="48"/>
+    <w:lsdException w:name="List Table 4 Accent 1" w:uiPriority="49"/>
+    <w:lsdException w:name="List Table 5 Dark Accent 1" w:uiPriority="50"/>
+    <w:lsdException w:name="List Table 6 Colorful Accent 1" w:uiPriority="51"/>
+    <w:lsdException w:name="List Table 7 Colorful Accent 1" w:uiPriority="52"/>
+    <w:lsdException w:name="List Table 1 Light Accent 2" w:uiPriority="46"/>
+    <w:lsdException w:name="List Table 2 Accent 2" w:uiPriority="47"/>
+    <w:lsdException w:name="List Table 3 Accent 2" w:uiPriority="48"/>
+    <w:lsdException w:name="List Table 4 Accent 2" w:uiPriority="49"/>
+    <w:lsdException w:name="List Table 5 Dark Accent 2" w:uiPriority="50"/>
+    <w:lsdException w:name="List Table 6 Colorful Accent 2" w:uiPriority="51"/>
+    <w:lsdException w:name="List Table 7 Colorful Accent 2" w:uiPriority="52"/>
+    <w:lsdException w:name="List Table 1 Light Accent 3" w:uiPriority="46"/>
+    <w:lsdException w:name="List Table 2 Accent 3" w:uiPriority="47"/>
+    <w:lsdException w:name="List Table 3 Accent 3" w:uiPriority="48"/>
+    <w:lsdException w:name="List Table 4 Accent 3" w:uiPriority="49"/>
+    <w:lsdException w:name="List Table 5 Dark Accent 3" w:uiPriority="50"/>
+    <w:lsdException w:name="List Table 6 Colorful Accent 3" w:uiPriority="51"/>
+    <w:lsdException w:name="List Table 7 Colorful Accent 3" w:uiPriority="52"/>
+    <w:lsdException w:name="List Table 1 Light Accent 4" w:uiPriority="46"/>
+    <w:lsdException w:name="List Table 2 Accent 4" w:uiPriority="47"/>
+    <w:lsdException w:name="List Table 3 Accent 4" w:uiPriority="48"/>
+    <w:lsdException w:name="List Table 4 Accent 4" w:uiPriority="49"/>
+    <w:lsdException w:name="List Table 5 Dark Accent 4" w:uiPriority="50"/>
+    <w:lsdException w:name="List Table 6 Colorful Accent 4" w:uiPriority="51"/>
+    <w:lsdException w:name="List Table 7 Colorful Accent 4" w:uiPriority="52"/>
+    <w:lsdException w:name="List Table 1 Light Accent 5" w:uiPriority="46"/>
+    <w:lsdException w:name="List Table 2 Accent 5" w:uiPriority="47"/>
+    <w:lsdException w:name="List Table 3 Accent 5" w:uiPriority="48"/>
+    <w:lsdException w:name="List Table 4 Accent 5" w:uiPriority="49"/>
+    <w:lsdException w:name="List Table 5 Dark Accent 5" w:uiPriority="50"/>
+    <w:lsdException w:name="List Table 6 Colorful Accent 5" w:uiPriority="51"/>
+    <w:lsdException w:name="List Table 7 Colorful Accent 5" w:uiPriority="52"/>
+    <w:lsdException w:name="List Table 1 Light Accent 6" w:uiPriority="46"/>
+    <w:lsdException w:name="List Table 2 Accent 6" w:uiPriority="47"/>
+    <w:lsdException w:name="List Table 3 Accent 6" w:uiPriority="48"/>
+    <w:lsdException w:name="List Table 4 Accent 6" w:uiPriority="49"/>
+    <w:lsdException w:name="List Table 5 Dark Accent 6" w:uiPriority="50"/>
+    <w:lsdException w:name="List Table 6 Colorful Accent 6" w:uiPriority="51"/>
+    <w:lsdException w:name="List Table 7 Colorful Accent 6" w:uiPriority="52"/>
   </w:latentStyles>
   <w:style w:type="paragraph" w:default="1" w:styleId="a">
     <w:name w:val="Normal"/>
